--- a/Documentation/System Requirements.docx
+++ b/Documentation/System Requirements.docx
@@ -62,7 +62,6 @@
         <w:t>The document will provide the foundation for the development of the system by translating the identified business needs into clear, implementable system requirements and technical specifications. Where requirements have not yet been confirmed by Conference Centre stakeholders, they will be treated as preliminary requirements and refined as additional stakeholder information becomes available.</w:t>
       </w:r>
     </w:p>
-    <w:p/>
     <w:p/>
     <w:p>
       <w:pPr>
@@ -312,11 +311,7 @@
               </w:tabs>
             </w:pPr>
             <w:r>
-              <w:t xml:space="preserve">Organisers can check venue availability before submitting a request, while authorised </w:t>
-            </w:r>
-            <w:r>
-              <w:lastRenderedPageBreak/>
-              <w:t>staff can view existing bookings in one place.</w:t>
+              <w:t>Organisers can check venue availability before submitting a request, while authorised staff can view existing bookings in one place.</w:t>
             </w:r>
           </w:p>
         </w:tc>
@@ -681,6 +676,7 @@
         <w:pStyle w:val="Heading3"/>
       </w:pPr>
       <w:r>
+        <w:lastRenderedPageBreak/>
         <w:t xml:space="preserve">1.2.1 </w:t>
       </w:r>
       <w:r>
@@ -1145,29 +1141,29 @@
         </w:tabs>
       </w:pPr>
       <w:r>
+        <w:t>The system will store information about events associated with venue bookings. This may include:</w:t>
+      </w:r>
+    </w:p>
+    <w:p>
+      <w:pPr>
+        <w:tabs>
+          <w:tab w:val="left" w:pos="1926"/>
+        </w:tabs>
+      </w:pPr>
+    </w:p>
+    <w:p>
+      <w:pPr>
+        <w:pStyle w:val="ListParagraph"/>
+        <w:numPr>
+          <w:ilvl w:val="0"/>
+          <w:numId w:val="4"/>
+        </w:numPr>
+        <w:tabs>
+          <w:tab w:val="left" w:pos="1926"/>
+        </w:tabs>
+      </w:pPr>
+      <w:r>
         <w:lastRenderedPageBreak/>
-        <w:t>The system will store information about events associated with venue bookings. This may include:</w:t>
-      </w:r>
-    </w:p>
-    <w:p>
-      <w:pPr>
-        <w:tabs>
-          <w:tab w:val="left" w:pos="1926"/>
-        </w:tabs>
-      </w:pPr>
-    </w:p>
-    <w:p>
-      <w:pPr>
-        <w:pStyle w:val="ListParagraph"/>
-        <w:numPr>
-          <w:ilvl w:val="0"/>
-          <w:numId w:val="4"/>
-        </w:numPr>
-        <w:tabs>
-          <w:tab w:val="left" w:pos="1926"/>
-        </w:tabs>
-      </w:pPr>
-      <w:r>
         <w:t>Event name.</w:t>
       </w:r>
     </w:p>
@@ -2067,24 +2063,24 @@
           <w:b/>
           <w:bCs/>
         </w:rPr>
+        <w:t>User Registration and Authentication</w:t>
+      </w:r>
+    </w:p>
+    <w:p>
+      <w:pPr>
+        <w:tabs>
+          <w:tab w:val="left" w:pos="1926"/>
+        </w:tabs>
+      </w:pPr>
+    </w:p>
+    <w:p>
+      <w:pPr>
+        <w:tabs>
+          <w:tab w:val="left" w:pos="1926"/>
+        </w:tabs>
+      </w:pPr>
+      <w:r>
         <w:lastRenderedPageBreak/>
-        <w:t>User Registration and Authentication</w:t>
-      </w:r>
-    </w:p>
-    <w:p>
-      <w:pPr>
-        <w:tabs>
-          <w:tab w:val="left" w:pos="1926"/>
-        </w:tabs>
-      </w:pPr>
-    </w:p>
-    <w:p>
-      <w:pPr>
-        <w:tabs>
-          <w:tab w:val="left" w:pos="1926"/>
-        </w:tabs>
-      </w:pPr>
-      <w:r>
         <w:t>The system will provide authentication functionality allowing users to securely access the platform.</w:t>
       </w:r>
     </w:p>
@@ -2565,6 +2561,7 @@
         </w:tabs>
       </w:pPr>
       <w:r>
+        <w:lastRenderedPageBreak/>
         <w:t>This will also allow the system to suggest or display alternative venues when a preferred venue is unavailable.</w:t>
       </w:r>
     </w:p>
@@ -2979,7 +2976,6 @@
         </w:tabs>
       </w:pPr>
       <w:r>
-        <w:lastRenderedPageBreak/>
         <w:t>An administrator should be able to:</w:t>
       </w:r>
     </w:p>
@@ -3455,7 +3451,6 @@
         </w:tabs>
       </w:pPr>
       <w:r>
-        <w:lastRenderedPageBreak/>
         <w:t>Administrators will be able to create, update, and manage venue records.</w:t>
       </w:r>
     </w:p>
@@ -3895,6 +3890,7 @@
         </w:tabs>
       </w:pPr>
       <w:r>
+        <w:lastRenderedPageBreak/>
         <w:t>This may include:</w:t>
       </w:r>
     </w:p>
@@ -4377,22 +4373,22 @@
         </w:tabs>
       </w:pPr>
       <w:r>
+        <w:t>Invalid dates or times.</w:t>
+      </w:r>
+    </w:p>
+    <w:p>
+      <w:pPr>
+        <w:pStyle w:val="ListParagraph"/>
+        <w:numPr>
+          <w:ilvl w:val="0"/>
+          <w:numId w:val="19"/>
+        </w:numPr>
+        <w:tabs>
+          <w:tab w:val="left" w:pos="1926"/>
+        </w:tabs>
+      </w:pPr>
+      <w:r>
         <w:lastRenderedPageBreak/>
-        <w:t>Invalid dates or times.</w:t>
-      </w:r>
-    </w:p>
-    <w:p>
-      <w:pPr>
-        <w:pStyle w:val="ListParagraph"/>
-        <w:numPr>
-          <w:ilvl w:val="0"/>
-          <w:numId w:val="19"/>
-        </w:numPr>
-        <w:tabs>
-          <w:tab w:val="left" w:pos="1926"/>
-        </w:tabs>
-      </w:pPr>
-      <w:r>
         <w:t>Invalid user information.</w:t>
       </w:r>
     </w:p>
@@ -4813,22 +4809,22 @@
         </w:tabs>
       </w:pPr>
       <w:r>
+        <w:t>Booking status indicators.</w:t>
+      </w:r>
+    </w:p>
+    <w:p>
+      <w:pPr>
+        <w:pStyle w:val="ListParagraph"/>
+        <w:numPr>
+          <w:ilvl w:val="0"/>
+          <w:numId w:val="21"/>
+        </w:numPr>
+        <w:tabs>
+          <w:tab w:val="left" w:pos="1926"/>
+        </w:tabs>
+      </w:pPr>
+      <w:r>
         <w:lastRenderedPageBreak/>
-        <w:t>Booking status indicators.</w:t>
-      </w:r>
-    </w:p>
-    <w:p>
-      <w:pPr>
-        <w:pStyle w:val="ListParagraph"/>
-        <w:numPr>
-          <w:ilvl w:val="0"/>
-          <w:numId w:val="21"/>
-        </w:numPr>
-        <w:tabs>
-          <w:tab w:val="left" w:pos="1926"/>
-        </w:tabs>
-      </w:pPr>
-      <w:r>
         <w:t>Notifications.</w:t>
       </w:r>
     </w:p>
@@ -5211,6 +5207,7 @@
         </w:tabs>
       </w:pPr>
       <w:r>
+        <w:lastRenderedPageBreak/>
         <w:t>The initial system will primarily communicate between the web application and its database.</w:t>
       </w:r>
     </w:p>
@@ -5704,22 +5701,22 @@
         </w:tabs>
       </w:pPr>
       <w:r>
+        <w:t>Online invoicing.</w:t>
+      </w:r>
+    </w:p>
+    <w:p>
+      <w:pPr>
+        <w:pStyle w:val="ListParagraph"/>
+        <w:numPr>
+          <w:ilvl w:val="0"/>
+          <w:numId w:val="24"/>
+        </w:numPr>
+        <w:tabs>
+          <w:tab w:val="left" w:pos="1926"/>
+        </w:tabs>
+      </w:pPr>
+      <w:r>
         <w:lastRenderedPageBreak/>
-        <w:t>Online invoicing.</w:t>
-      </w:r>
-    </w:p>
-    <w:p>
-      <w:pPr>
-        <w:pStyle w:val="ListParagraph"/>
-        <w:numPr>
-          <w:ilvl w:val="0"/>
-          <w:numId w:val="24"/>
-        </w:numPr>
-        <w:tabs>
-          <w:tab w:val="left" w:pos="1926"/>
-        </w:tabs>
-      </w:pPr>
-      <w:r>
         <w:t>Catering management.</w:t>
       </w:r>
     </w:p>
@@ -5999,8 +5996,19 @@
         </w:numPr>
       </w:pPr>
       <w:r>
+        <w:t xml:space="preserve">Provide clear notifications when a booking is submitted, approved, rejected, cancelled, or otherwise updated. </w:t>
+      </w:r>
+    </w:p>
+    <w:p>
+      <w:pPr>
+        <w:numPr>
+          <w:ilvl w:val="0"/>
+          <w:numId w:val="25"/>
+        </w:numPr>
+      </w:pPr>
+      <w:r>
         <w:lastRenderedPageBreak/>
-        <w:t xml:space="preserve">Provide clear notifications when a booking is submitted, approved, rejected, cancelled, or otherwise updated. </w:t>
+        <w:t xml:space="preserve">Reduce the need to contact Conference Centre staff for information that can be obtained directly through the system. </w:t>
       </w:r>
     </w:p>
     <w:p>
@@ -6011,17 +6019,6 @@
         </w:numPr>
       </w:pPr>
       <w:r>
-        <w:t xml:space="preserve">Reduce the need to contact Conference Centre staff for information that can be obtained directly through the system. </w:t>
-      </w:r>
-    </w:p>
-    <w:p>
-      <w:pPr>
-        <w:numPr>
-          <w:ilvl w:val="0"/>
-          <w:numId w:val="25"/>
-        </w:numPr>
-      </w:pPr>
-      <w:r>
         <w:t xml:space="preserve">Provide a clear and easy-to-use interface that does not require specialised technical knowledge. </w:t>
       </w:r>
     </w:p>
@@ -6303,13 +6300,13 @@
         <w:pStyle w:val="Heading4"/>
       </w:pPr>
       <w:r>
+        <w:t>1.3.4 Common Business Requirements</w:t>
+      </w:r>
+    </w:p>
+    <w:p/>
+    <w:p>
+      <w:r>
         <w:lastRenderedPageBreak/>
-        <w:t>1.3.4 Common Business Requirements</w:t>
-      </w:r>
-    </w:p>
-    <w:p/>
-    <w:p>
-      <w:r>
         <w:t>In addition to the needs of individual user groups, the system should satisfy several requirements that apply across the booking process.</w:t>
       </w:r>
     </w:p>
@@ -6723,7 +6720,6 @@
           <w:b/>
           <w:bCs/>
         </w:rPr>
-        <w:lastRenderedPageBreak/>
         <w:t>Git and GitHub</w:t>
       </w:r>
       <w:r>
@@ -6742,6 +6738,7 @@
           <w:b/>
           <w:bCs/>
         </w:rPr>
+        <w:lastRenderedPageBreak/>
         <w:t>Google Chrome</w:t>
       </w:r>
       <w:r>
@@ -7096,29 +7093,29 @@
         </w:numPr>
       </w:pPr>
       <w:r>
+        <w:t xml:space="preserve">The ASP.NET application/API. </w:t>
+      </w:r>
+    </w:p>
+    <w:p>
+      <w:pPr>
+        <w:numPr>
+          <w:ilvl w:val="0"/>
+          <w:numId w:val="33"/>
+        </w:numPr>
+      </w:pPr>
+      <w:r>
+        <w:t xml:space="preserve">The React web application. </w:t>
+      </w:r>
+    </w:p>
+    <w:p>
+      <w:pPr>
+        <w:numPr>
+          <w:ilvl w:val="0"/>
+          <w:numId w:val="33"/>
+        </w:numPr>
+      </w:pPr>
+      <w:r>
         <w:lastRenderedPageBreak/>
-        <w:t xml:space="preserve">The ASP.NET application/API. </w:t>
-      </w:r>
-    </w:p>
-    <w:p>
-      <w:pPr>
-        <w:numPr>
-          <w:ilvl w:val="0"/>
-          <w:numId w:val="33"/>
-        </w:numPr>
-      </w:pPr>
-      <w:r>
-        <w:t xml:space="preserve">The React web application. </w:t>
-      </w:r>
-    </w:p>
-    <w:p>
-      <w:pPr>
-        <w:numPr>
-          <w:ilvl w:val="0"/>
-          <w:numId w:val="33"/>
-        </w:numPr>
-      </w:pPr>
-      <w:r>
         <w:t xml:space="preserve">The Microsoft SQL Server database. </w:t>
       </w:r>
     </w:p>
@@ -7591,7 +7588,6 @@
         </w:numPr>
       </w:pPr>
       <w:r>
-        <w:lastRenderedPageBreak/>
         <w:t xml:space="preserve">Communication between the browser and server should use </w:t>
       </w:r>
       <w:r>
@@ -7613,6 +7609,7 @@
         </w:numPr>
       </w:pPr>
       <w:r>
+        <w:lastRenderedPageBreak/>
         <w:t xml:space="preserve">Users should only be able to access or modify information appropriate to their role. </w:t>
       </w:r>
     </w:p>
@@ -7832,16 +7829,16 @@
     </w:p>
     <w:p>
       <w:r>
+        <w:t>The design should also avoid unnecessarily reproducing the complexity found in large enterprise-level venue-management systems, as the initial implementation is focused on the Conference Centre.</w:t>
+      </w:r>
+    </w:p>
+    <w:p/>
+    <w:p>
+      <w:pPr>
+        <w:pStyle w:val="Heading4"/>
+      </w:pPr>
+      <w:r>
         <w:lastRenderedPageBreak/>
-        <w:t>The design should also avoid unnecessarily reproducing the complexity found in large enterprise-level venue-management systems, as the initial implementation is focused on the Conference Centre.</w:t>
-      </w:r>
-    </w:p>
-    <w:p/>
-    <w:p>
-      <w:pPr>
-        <w:pStyle w:val="Heading4"/>
-      </w:pPr>
-      <w:r>
         <w:t>1.5.3 Performance Constraints</w:t>
       </w:r>
     </w:p>
@@ -8094,10 +8091,8 @@
         <w:rPr>
           <w:lang w:val="en-US"/>
         </w:rPr>
-        <w:lastRenderedPageBreak/>
         <w:t>1.6 High-</w:t>
       </w:r>
-      <w:proofErr w:type="gramStart"/>
       <w:r>
         <w:rPr>
           <w:lang w:val="en-US"/>
@@ -8114,14 +8109,7 @@
         <w:rPr>
           <w:lang w:val="en-US"/>
         </w:rPr>
-        <w:t>use</w:t>
-      </w:r>
-      <w:proofErr w:type="gramEnd"/>
-      <w:r>
-        <w:rPr>
-          <w:lang w:val="en-US"/>
-        </w:rPr>
-        <w:t xml:space="preserve"> c</w:t>
+        <w:t>use c</w:t>
       </w:r>
       <w:r>
         <w:rPr>
@@ -8139,6 +8127,7 @@
     </w:p>
     <w:p>
       <w:r>
+        <w:lastRenderedPageBreak/>
         <w:t>The proposed DIBA Bookings system will support different categories of users with different responsibilities and interactions. To improve readability, the use cases are divided into three diagrams representing the Event Organiser, Conference Centre Staff, and System Administrator.</w:t>
       </w:r>
     </w:p>
@@ -8171,179 +8160,78 @@
     </w:p>
     <w:p/>
     <w:p>
+      <w:pPr>
+        <w:keepNext/>
+        <w:ind w:left="360"/>
+      </w:pPr>
       <w:r>
         <w:rPr>
-          <w:b/>
-          <w:bCs/>
+          <w:noProof/>
+          <w14:ligatures w14:val="standardContextual"/>
         </w:rPr>
-        <w:t>Main use cases:</w:t>
-      </w:r>
-    </w:p>
-    <w:p>
-      <w:pPr>
-        <w:numPr>
-          <w:ilvl w:val="0"/>
-          <w:numId w:val="38"/>
-        </w:numPr>
-      </w:pPr>
-      <w:r>
-        <w:t xml:space="preserve">Register / Log in </w:t>
-      </w:r>
-    </w:p>
-    <w:p>
-      <w:pPr>
-        <w:numPr>
-          <w:ilvl w:val="0"/>
-          <w:numId w:val="38"/>
-        </w:numPr>
-      </w:pPr>
-      <w:r>
-        <w:t xml:space="preserve">View venues </w:t>
-      </w:r>
-    </w:p>
-    <w:p>
-      <w:pPr>
-        <w:numPr>
-          <w:ilvl w:val="0"/>
-          <w:numId w:val="38"/>
-        </w:numPr>
-      </w:pPr>
-      <w:r>
-        <w:t xml:space="preserve">Search venues </w:t>
-      </w:r>
-    </w:p>
-    <w:p>
-      <w:pPr>
-        <w:numPr>
-          <w:ilvl w:val="0"/>
-          <w:numId w:val="38"/>
-        </w:numPr>
-      </w:pPr>
-      <w:r>
-        <w:t xml:space="preserve">Filter venues </w:t>
-      </w:r>
-    </w:p>
-    <w:p>
-      <w:pPr>
-        <w:numPr>
-          <w:ilvl w:val="0"/>
-          <w:numId w:val="38"/>
-        </w:numPr>
-      </w:pPr>
-      <w:r>
-        <w:t xml:space="preserve">View venue details </w:t>
-      </w:r>
-    </w:p>
-    <w:p>
-      <w:pPr>
-        <w:numPr>
-          <w:ilvl w:val="0"/>
-          <w:numId w:val="38"/>
-        </w:numPr>
-      </w:pPr>
-      <w:r>
-        <w:t xml:space="preserve">Check venue availability </w:t>
-      </w:r>
-    </w:p>
-    <w:p>
-      <w:pPr>
-        <w:numPr>
-          <w:ilvl w:val="0"/>
-          <w:numId w:val="38"/>
-        </w:numPr>
-      </w:pPr>
-      <w:r>
-        <w:t xml:space="preserve">Submit booking request </w:t>
-      </w:r>
-    </w:p>
-    <w:p>
-      <w:pPr>
-        <w:numPr>
-          <w:ilvl w:val="0"/>
-          <w:numId w:val="38"/>
-        </w:numPr>
-      </w:pPr>
-      <w:r>
-        <w:t xml:space="preserve">View booking status </w:t>
-      </w:r>
-    </w:p>
-    <w:p>
-      <w:pPr>
-        <w:numPr>
-          <w:ilvl w:val="0"/>
-          <w:numId w:val="38"/>
-        </w:numPr>
-      </w:pPr>
-      <w:r>
-        <w:t xml:space="preserve">Modify booking request </w:t>
-      </w:r>
-    </w:p>
-    <w:p>
-      <w:pPr>
-        <w:numPr>
-          <w:ilvl w:val="0"/>
-          <w:numId w:val="38"/>
-        </w:numPr>
-      </w:pPr>
-      <w:r>
-        <w:t xml:space="preserve">Cancel booking request </w:t>
-      </w:r>
-    </w:p>
-    <w:p>
-      <w:pPr>
-        <w:numPr>
-          <w:ilvl w:val="0"/>
-          <w:numId w:val="38"/>
-        </w:numPr>
-      </w:pPr>
-      <w:r>
-        <w:t xml:space="preserve">View event details </w:t>
-      </w:r>
-    </w:p>
-    <w:p>
-      <w:pPr>
-        <w:numPr>
-          <w:ilvl w:val="0"/>
-          <w:numId w:val="38"/>
-        </w:numPr>
-      </w:pPr>
-      <w:r>
-        <w:t xml:space="preserve">Receive notifications </w:t>
-      </w:r>
-    </w:p>
-    <w:p>
-      <w:pPr>
-        <w:numPr>
-          <w:ilvl w:val="0"/>
-          <w:numId w:val="38"/>
-        </w:numPr>
-      </w:pPr>
-      <w:r>
-        <w:t xml:space="preserve">View booking history </w:t>
-      </w:r>
-    </w:p>
-    <w:p>
-      <w:pPr>
-        <w:numPr>
-          <w:ilvl w:val="0"/>
-          <w:numId w:val="38"/>
-        </w:numPr>
-      </w:pPr>
-      <w:r>
-        <w:t xml:space="preserve">Update profile </w:t>
-      </w:r>
-    </w:p>
-    <w:p/>
-    <w:p>
-      <w:r>
-        <w:rPr>
-          <w:b/>
-          <w:bCs/>
-        </w:rPr>
-        <w:t>Figure 1.1:</w:t>
-      </w:r>
-      <w:r>
-        <w:t xml:space="preserve"> High-level use case diagram for the Event Organiser.</w:t>
+        <w:drawing>
+          <wp:inline distT="0" distB="0" distL="0" distR="0" wp14:anchorId="1989BB90" wp14:editId="285D5AA0">
+            <wp:extent cx="3791479" cy="4582164"/>
+            <wp:effectExtent l="0" t="0" r="0" b="8890"/>
+            <wp:docPr id="661573983" name="Picture 1"/>
+            <wp:cNvGraphicFramePr>
+              <a:graphicFrameLocks xmlns:a="http://schemas.openxmlformats.org/drawingml/2006/main" noChangeAspect="1"/>
+            </wp:cNvGraphicFramePr>
+            <a:graphic xmlns:a="http://schemas.openxmlformats.org/drawingml/2006/main">
+              <a:graphicData uri="http://schemas.openxmlformats.org/drawingml/2006/picture">
+                <pic:pic xmlns:pic="http://schemas.openxmlformats.org/drawingml/2006/picture">
+                  <pic:nvPicPr>
+                    <pic:cNvPr id="661573983" name="Picture 661573983"/>
+                    <pic:cNvPicPr/>
+                  </pic:nvPicPr>
+                  <pic:blipFill>
+                    <a:blip r:embed="rId6">
+                      <a:extLst>
+                        <a:ext uri="{28A0092B-C50C-407E-A947-70E740481C1C}">
+                          <a14:useLocalDpi xmlns:a14="http://schemas.microsoft.com/office/drawing/2010/main" val="0"/>
+                        </a:ext>
+                      </a:extLst>
+                    </a:blip>
+                    <a:stretch>
+                      <a:fillRect/>
+                    </a:stretch>
+                  </pic:blipFill>
+                  <pic:spPr>
+                    <a:xfrm>
+                      <a:off x="0" y="0"/>
+                      <a:ext cx="3791479" cy="4582164"/>
+                    </a:xfrm>
+                    <a:prstGeom prst="rect">
+                      <a:avLst/>
+                    </a:prstGeom>
+                  </pic:spPr>
+                </pic:pic>
+              </a:graphicData>
+            </a:graphic>
+          </wp:inline>
+        </w:drawing>
+      </w:r>
+    </w:p>
+    <w:p>
+      <w:pPr>
+        <w:pStyle w:val="Caption"/>
+      </w:pPr>
+      <w:r>
+        <w:t xml:space="preserve">Figure </w:t>
+      </w:r>
+      <w:fldSimple w:instr=" SEQ Figure \* ARABIC ">
+        <w:r>
+          <w:rPr>
+            <w:noProof/>
+          </w:rPr>
+          <w:t>1</w:t>
+        </w:r>
+      </w:fldSimple>
+      <w:r>
+        <w:t xml:space="preserve">: </w:t>
+      </w:r>
+      <w:r>
+        <w:t>High-level use case diagram for the Event Organiser.</w:t>
       </w:r>
     </w:p>
     <w:p/>
@@ -8381,283 +8269,78 @@
       </w:r>
     </w:p>
     <w:p>
+      <w:pPr>
+        <w:keepNext/>
+      </w:pPr>
       <w:r>
         <w:rPr>
-          <w:b/>
-          <w:bCs/>
+          <w:noProof/>
+          <w14:ligatures w14:val="standardContextual"/>
         </w:rPr>
-        <w:t>Main use cases:</w:t>
-      </w:r>
-    </w:p>
-    <w:p>
-      <w:pPr>
-        <w:numPr>
-          <w:ilvl w:val="0"/>
-          <w:numId w:val="39"/>
-        </w:numPr>
-      </w:pPr>
-      <w:r>
-        <w:t xml:space="preserve">Log in </w:t>
-      </w:r>
-    </w:p>
-    <w:p>
-      <w:pPr>
-        <w:numPr>
-          <w:ilvl w:val="0"/>
-          <w:numId w:val="39"/>
-        </w:numPr>
-      </w:pPr>
-      <w:r>
-        <w:t xml:space="preserve">View booking requests </w:t>
-      </w:r>
-    </w:p>
-    <w:p>
-      <w:pPr>
-        <w:numPr>
-          <w:ilvl w:val="0"/>
-          <w:numId w:val="39"/>
-        </w:numPr>
-      </w:pPr>
-      <w:r>
-        <w:t xml:space="preserve">Review booking details </w:t>
-      </w:r>
-    </w:p>
-    <w:p>
-      <w:pPr>
-        <w:numPr>
-          <w:ilvl w:val="0"/>
-          <w:numId w:val="39"/>
-        </w:numPr>
-      </w:pPr>
-      <w:r>
-        <w:t xml:space="preserve">Check venue availability </w:t>
-      </w:r>
-    </w:p>
-    <w:p>
-      <w:pPr>
-        <w:numPr>
-          <w:ilvl w:val="0"/>
-          <w:numId w:val="39"/>
-        </w:numPr>
-      </w:pPr>
-      <w:r>
-        <w:t xml:space="preserve">Approve booking request </w:t>
-      </w:r>
-    </w:p>
-    <w:p>
-      <w:pPr>
-        <w:numPr>
-          <w:ilvl w:val="0"/>
-          <w:numId w:val="39"/>
-        </w:numPr>
-      </w:pPr>
-      <w:r>
-        <w:t xml:space="preserve">Reject booking request </w:t>
-      </w:r>
-    </w:p>
-    <w:p>
-      <w:pPr>
-        <w:numPr>
-          <w:ilvl w:val="0"/>
-          <w:numId w:val="39"/>
-        </w:numPr>
-      </w:pPr>
-      <w:r>
         <w:lastRenderedPageBreak/>
-        <w:t xml:space="preserve">Request additional information </w:t>
-      </w:r>
-    </w:p>
-    <w:p>
-      <w:pPr>
-        <w:numPr>
-          <w:ilvl w:val="0"/>
-          <w:numId w:val="39"/>
-        </w:numPr>
-      </w:pPr>
-      <w:r>
-        <w:t xml:space="preserve">Update booking status </w:t>
-      </w:r>
-    </w:p>
-    <w:p>
-      <w:pPr>
-        <w:numPr>
-          <w:ilvl w:val="0"/>
-          <w:numId w:val="39"/>
-        </w:numPr>
-      </w:pPr>
-      <w:r>
-        <w:t xml:space="preserve">View bookings </w:t>
-      </w:r>
-    </w:p>
-    <w:p>
-      <w:pPr>
-        <w:numPr>
-          <w:ilvl w:val="0"/>
-          <w:numId w:val="39"/>
-        </w:numPr>
-      </w:pPr>
-      <w:r>
-        <w:t xml:space="preserve">Manage event information </w:t>
-      </w:r>
-    </w:p>
-    <w:p>
-      <w:pPr>
-        <w:numPr>
-          <w:ilvl w:val="0"/>
-          <w:numId w:val="39"/>
-        </w:numPr>
-      </w:pPr>
-      <w:r>
-        <w:t xml:space="preserve">View venue information </w:t>
-      </w:r>
-    </w:p>
-    <w:p>
-      <w:pPr>
-        <w:numPr>
-          <w:ilvl w:val="0"/>
-          <w:numId w:val="39"/>
-        </w:numPr>
-      </w:pPr>
-      <w:r>
-        <w:t xml:space="preserve">Update venue availability </w:t>
-      </w:r>
-    </w:p>
-    <w:p>
-      <w:pPr>
-        <w:numPr>
-          <w:ilvl w:val="0"/>
-          <w:numId w:val="39"/>
-        </w:numPr>
-      </w:pPr>
-      <w:r>
-        <w:t xml:space="preserve">Respond to enquiries </w:t>
-      </w:r>
-    </w:p>
-    <w:p>
-      <w:pPr>
-        <w:numPr>
-          <w:ilvl w:val="0"/>
-          <w:numId w:val="39"/>
-        </w:numPr>
-      </w:pPr>
-      <w:r>
-        <w:t xml:space="preserve">Send booking notifications </w:t>
-      </w:r>
-    </w:p>
-    <w:p>
-      <w:pPr>
-        <w:numPr>
-          <w:ilvl w:val="0"/>
-          <w:numId w:val="39"/>
-        </w:numPr>
-      </w:pPr>
-      <w:r>
-        <w:t xml:space="preserve">View booking history </w:t>
-      </w:r>
-    </w:p>
-    <w:p>
-      <w:pPr>
-        <w:numPr>
-          <w:ilvl w:val="0"/>
-          <w:numId w:val="39"/>
-        </w:numPr>
-      </w:pPr>
-      <w:r>
-        <w:t xml:space="preserve">Generate booking reports </w:t>
-      </w:r>
-    </w:p>
-    <w:p>
-      <w:pPr>
-        <w:numPr>
-          <w:ilvl w:val="0"/>
-          <w:numId w:val="39"/>
-        </w:numPr>
-      </w:pPr>
-      <w:r>
-        <w:t xml:space="preserve">Manage venues </w:t>
-      </w:r>
-    </w:p>
-    <w:p>
-      <w:pPr>
-        <w:numPr>
-          <w:ilvl w:val="0"/>
-          <w:numId w:val="39"/>
-        </w:numPr>
-      </w:pPr>
-      <w:r>
-        <w:t xml:space="preserve">Add venue </w:t>
-      </w:r>
-    </w:p>
-    <w:p>
-      <w:pPr>
-        <w:numPr>
-          <w:ilvl w:val="0"/>
-          <w:numId w:val="39"/>
-        </w:numPr>
-      </w:pPr>
-      <w:r>
-        <w:t xml:space="preserve">Edit venue </w:t>
-      </w:r>
-    </w:p>
-    <w:p>
-      <w:pPr>
-        <w:numPr>
-          <w:ilvl w:val="0"/>
-          <w:numId w:val="39"/>
-        </w:numPr>
-      </w:pPr>
-      <w:r>
-        <w:t xml:space="preserve">Remove/deactivate venue </w:t>
-      </w:r>
-    </w:p>
-    <w:p>
-      <w:pPr>
-        <w:numPr>
-          <w:ilvl w:val="0"/>
-          <w:numId w:val="39"/>
-        </w:numPr>
-      </w:pPr>
-      <w:r>
-        <w:t xml:space="preserve">Manage facilities/equipment information </w:t>
-      </w:r>
-    </w:p>
-    <w:p>
-      <w:pPr>
-        <w:numPr>
-          <w:ilvl w:val="0"/>
-          <w:numId w:val="39"/>
-        </w:numPr>
-      </w:pPr>
-      <w:r>
-        <w:t xml:space="preserve">Generate reports </w:t>
-      </w:r>
-    </w:p>
-    <w:p>
-      <w:pPr>
-        <w:numPr>
-          <w:ilvl w:val="0"/>
-          <w:numId w:val="39"/>
-        </w:numPr>
-      </w:pPr>
-      <w:r>
-        <w:t xml:space="preserve">Manage notifications </w:t>
-      </w:r>
-    </w:p>
-    <w:p>
-      <w:pPr>
-        <w:ind w:left="720"/>
-      </w:pPr>
-    </w:p>
-    <w:p>
-      <w:r>
-        <w:rPr>
-          <w:b/>
-          <w:bCs/>
-        </w:rPr>
-        <w:t>Figure 1.2:</w:t>
-      </w:r>
-      <w:r>
-        <w:t xml:space="preserve"> High-level use case diagram for Conference Centre Staff.</w:t>
+        <w:drawing>
+          <wp:inline distT="0" distB="0" distL="0" distR="0" wp14:anchorId="5709F2A5" wp14:editId="33AE7829">
+            <wp:extent cx="4086795" cy="4458322"/>
+            <wp:effectExtent l="0" t="0" r="9525" b="0"/>
+            <wp:docPr id="1284036976" name="Picture 2"/>
+            <wp:cNvGraphicFramePr>
+              <a:graphicFrameLocks xmlns:a="http://schemas.openxmlformats.org/drawingml/2006/main" noChangeAspect="1"/>
+            </wp:cNvGraphicFramePr>
+            <a:graphic xmlns:a="http://schemas.openxmlformats.org/drawingml/2006/main">
+              <a:graphicData uri="http://schemas.openxmlformats.org/drawingml/2006/picture">
+                <pic:pic xmlns:pic="http://schemas.openxmlformats.org/drawingml/2006/picture">
+                  <pic:nvPicPr>
+                    <pic:cNvPr id="1284036976" name="Picture 1284036976"/>
+                    <pic:cNvPicPr/>
+                  </pic:nvPicPr>
+                  <pic:blipFill>
+                    <a:blip r:embed="rId7">
+                      <a:extLst>
+                        <a:ext uri="{28A0092B-C50C-407E-A947-70E740481C1C}">
+                          <a14:useLocalDpi xmlns:a14="http://schemas.microsoft.com/office/drawing/2010/main" val="0"/>
+                        </a:ext>
+                      </a:extLst>
+                    </a:blip>
+                    <a:stretch>
+                      <a:fillRect/>
+                    </a:stretch>
+                  </pic:blipFill>
+                  <pic:spPr>
+                    <a:xfrm>
+                      <a:off x="0" y="0"/>
+                      <a:ext cx="4086795" cy="4458322"/>
+                    </a:xfrm>
+                    <a:prstGeom prst="rect">
+                      <a:avLst/>
+                    </a:prstGeom>
+                  </pic:spPr>
+                </pic:pic>
+              </a:graphicData>
+            </a:graphic>
+          </wp:inline>
+        </w:drawing>
+      </w:r>
+    </w:p>
+    <w:p>
+      <w:pPr>
+        <w:pStyle w:val="Caption"/>
+      </w:pPr>
+      <w:r>
+        <w:t xml:space="preserve">Figure </w:t>
+      </w:r>
+      <w:fldSimple w:instr=" SEQ Figure \* ARABIC ">
+        <w:r>
+          <w:rPr>
+            <w:noProof/>
+          </w:rPr>
+          <w:t>2</w:t>
+        </w:r>
+      </w:fldSimple>
+      <w:r>
+        <w:t xml:space="preserve">: </w:t>
+      </w:r>
+      <w:r>
+        <w:t>High-level use case diagram for Conference Centre Staff.</w:t>
       </w:r>
     </w:p>
     <w:p/>
@@ -8696,3821 +8379,228 @@
     </w:p>
     <w:p/>
     <w:p>
+      <w:pPr>
+        <w:keepNext/>
+      </w:pPr>
       <w:r>
         <w:rPr>
-          <w:b/>
-          <w:bCs/>
+          <w:noProof/>
+          <w14:ligatures w14:val="standardContextual"/>
         </w:rPr>
-        <w:t>Main use cases:</w:t>
-      </w:r>
-    </w:p>
-    <w:p>
-      <w:pPr>
-        <w:numPr>
-          <w:ilvl w:val="0"/>
-          <w:numId w:val="40"/>
-        </w:numPr>
-      </w:pPr>
-      <w:r>
-        <w:t xml:space="preserve">Log in </w:t>
-      </w:r>
-    </w:p>
-    <w:p>
-      <w:pPr>
-        <w:numPr>
-          <w:ilvl w:val="0"/>
-          <w:numId w:val="40"/>
-        </w:numPr>
-      </w:pPr>
-      <w:r>
-        <w:t xml:space="preserve">Manage users </w:t>
-      </w:r>
-    </w:p>
-    <w:p>
-      <w:pPr>
-        <w:numPr>
-          <w:ilvl w:val="0"/>
-          <w:numId w:val="40"/>
-        </w:numPr>
-      </w:pPr>
-      <w:r>
-        <w:t xml:space="preserve">Create user accounts </w:t>
-      </w:r>
-    </w:p>
-    <w:p>
-      <w:pPr>
-        <w:numPr>
-          <w:ilvl w:val="0"/>
-          <w:numId w:val="40"/>
-        </w:numPr>
-      </w:pPr>
-      <w:r>
-        <w:t xml:space="preserve">Edit user accounts </w:t>
-      </w:r>
-    </w:p>
-    <w:p>
-      <w:pPr>
-        <w:numPr>
-          <w:ilvl w:val="0"/>
-          <w:numId w:val="40"/>
-        </w:numPr>
-      </w:pPr>
-      <w:r>
-        <w:t xml:space="preserve">Disable user accounts </w:t>
-      </w:r>
-    </w:p>
-    <w:p>
-      <w:pPr>
-        <w:numPr>
-          <w:ilvl w:val="0"/>
-          <w:numId w:val="40"/>
-        </w:numPr>
-      </w:pPr>
-      <w:r>
-        <w:t xml:space="preserve">Assign roles </w:t>
-      </w:r>
-    </w:p>
-    <w:p>
-      <w:pPr>
-        <w:numPr>
-          <w:ilvl w:val="0"/>
-          <w:numId w:val="40"/>
-        </w:numPr>
-      </w:pPr>
-      <w:r>
-        <w:t xml:space="preserve">Maintain system data </w:t>
-      </w:r>
-    </w:p>
-    <w:p>
-      <w:pPr>
-        <w:numPr>
-          <w:ilvl w:val="0"/>
-          <w:numId w:val="40"/>
-        </w:numPr>
-      </w:pPr>
-      <w:r>
-        <w:t xml:space="preserve">Manage system settings </w:t>
-      </w:r>
-    </w:p>
-    <w:p>
-      <w:pPr>
-        <w:numPr>
-          <w:ilvl w:val="0"/>
-          <w:numId w:val="40"/>
-        </w:numPr>
-      </w:pPr>
-      <w:r>
-        <w:t xml:space="preserve">View system activity </w:t>
+        <w:lastRenderedPageBreak/>
+        <w:drawing>
+          <wp:inline distT="0" distB="0" distL="0" distR="0" wp14:anchorId="13A07951" wp14:editId="0E5AC862">
+            <wp:extent cx="4363059" cy="4639322"/>
+            <wp:effectExtent l="0" t="0" r="0" b="0"/>
+            <wp:docPr id="1236251764" name="Picture 3"/>
+            <wp:cNvGraphicFramePr>
+              <a:graphicFrameLocks xmlns:a="http://schemas.openxmlformats.org/drawingml/2006/main" noChangeAspect="1"/>
+            </wp:cNvGraphicFramePr>
+            <a:graphic xmlns:a="http://schemas.openxmlformats.org/drawingml/2006/main">
+              <a:graphicData uri="http://schemas.openxmlformats.org/drawingml/2006/picture">
+                <pic:pic xmlns:pic="http://schemas.openxmlformats.org/drawingml/2006/picture">
+                  <pic:nvPicPr>
+                    <pic:cNvPr id="1236251764" name="Picture 1236251764"/>
+                    <pic:cNvPicPr/>
+                  </pic:nvPicPr>
+                  <pic:blipFill>
+                    <a:blip r:embed="rId8">
+                      <a:extLst>
+                        <a:ext uri="{28A0092B-C50C-407E-A947-70E740481C1C}">
+                          <a14:useLocalDpi xmlns:a14="http://schemas.microsoft.com/office/drawing/2010/main" val="0"/>
+                        </a:ext>
+                      </a:extLst>
+                    </a:blip>
+                    <a:stretch>
+                      <a:fillRect/>
+                    </a:stretch>
+                  </pic:blipFill>
+                  <pic:spPr>
+                    <a:xfrm>
+                      <a:off x="0" y="0"/>
+                      <a:ext cx="4363059" cy="4639322"/>
+                    </a:xfrm>
+                    <a:prstGeom prst="rect">
+                      <a:avLst/>
+                    </a:prstGeom>
+                  </pic:spPr>
+                </pic:pic>
+              </a:graphicData>
+            </a:graphic>
+          </wp:inline>
+        </w:drawing>
+      </w:r>
+    </w:p>
+    <w:p>
+      <w:pPr>
+        <w:pStyle w:val="Caption"/>
+      </w:pPr>
+      <w:r>
+        <w:t xml:space="preserve">Figure </w:t>
+      </w:r>
+      <w:fldSimple w:instr=" SEQ Figure \* ARABIC ">
+        <w:r>
+          <w:rPr>
+            <w:noProof/>
+          </w:rPr>
+          <w:t>3</w:t>
+        </w:r>
+      </w:fldSimple>
+      <w:r>
+        <w:t xml:space="preserve">: </w:t>
+      </w:r>
+      <w:r>
+        <w:t>High-level use case diagram for the System Administrator.</w:t>
+      </w:r>
+    </w:p>
+    <w:p>
+      <w:pPr>
+        <w:pStyle w:val="Heading1"/>
+      </w:pPr>
+      <w:r>
+        <w:t>1.7 UML Class Model / Diagram</w:t>
       </w:r>
     </w:p>
     <w:p/>
     <w:p>
       <w:r>
         <w:rPr>
-          <w:b/>
-          <w:bCs/>
+          <w:noProof/>
         </w:rPr>
-        <w:t>Figure 1.3:</w:t>
-      </w:r>
-      <w:r>
-        <w:t xml:space="preserve"> High-level use case diagram for the System Administrator.</w:t>
-      </w:r>
-    </w:p>
+        <w:drawing>
+          <wp:inline distT="0" distB="0" distL="0" distR="0" wp14:anchorId="5F186EB4" wp14:editId="053BBBCE">
+            <wp:extent cx="5731510" cy="2537460"/>
+            <wp:effectExtent l="0" t="0" r="2540" b="0"/>
+            <wp:docPr id="1338098772" name="Picture 1"/>
+            <wp:cNvGraphicFramePr>
+              <a:graphicFrameLocks xmlns:a="http://schemas.openxmlformats.org/drawingml/2006/main" noChangeAspect="1"/>
+            </wp:cNvGraphicFramePr>
+            <a:graphic xmlns:a="http://schemas.openxmlformats.org/drawingml/2006/main">
+              <a:graphicData uri="http://schemas.openxmlformats.org/drawingml/2006/picture">
+                <pic:pic xmlns:pic="http://schemas.openxmlformats.org/drawingml/2006/picture">
+                  <pic:nvPicPr>
+                    <pic:cNvPr id="1338098772" name=""/>
+                    <pic:cNvPicPr/>
+                  </pic:nvPicPr>
+                  <pic:blipFill>
+                    <a:blip r:embed="rId9"/>
+                    <a:stretch>
+                      <a:fillRect/>
+                    </a:stretch>
+                  </pic:blipFill>
+                  <pic:spPr>
+                    <a:xfrm>
+                      <a:off x="0" y="0"/>
+                      <a:ext cx="5731510" cy="2537460"/>
+                    </a:xfrm>
+                    <a:prstGeom prst="rect">
+                      <a:avLst/>
+                    </a:prstGeom>
+                  </pic:spPr>
+                </pic:pic>
+              </a:graphicData>
+            </a:graphic>
+          </wp:inline>
+        </w:drawing>
+      </w:r>
+    </w:p>
+    <w:p/>
+    <w:p/>
     <w:p>
       <w:pPr>
         <w:pStyle w:val="Heading1"/>
-      </w:pPr>
-      <w:r>
-        <w:t>1.7 UML Class Model / Diagram</w:t>
-      </w:r>
-    </w:p>
-    <w:tbl>
-      <w:tblPr>
-        <w:tblStyle w:val="TableGrid"/>
-        <w:tblW w:w="0" w:type="auto"/>
-        <w:tblLook w:val="04A0" w:firstRow="1" w:lastRow="0" w:firstColumn="1" w:lastColumn="0" w:noHBand="0" w:noVBand="1"/>
-      </w:tblPr>
-      <w:tblGrid>
-        <w:gridCol w:w="3005"/>
-        <w:gridCol w:w="3005"/>
-        <w:gridCol w:w="3006"/>
-      </w:tblGrid>
-      <w:tr>
-        <w:tc>
-          <w:tcPr>
-            <w:tcW w:w="3005" w:type="dxa"/>
-          </w:tcPr>
-          <w:p>
-            <w:r>
-              <w:t>#</w:t>
-            </w:r>
-          </w:p>
-        </w:tc>
-        <w:tc>
-          <w:tcPr>
-            <w:tcW w:w="3005" w:type="dxa"/>
-          </w:tcPr>
-          <w:p>
-            <w:r>
-              <w:t>Class / Table</w:t>
-            </w:r>
-          </w:p>
-        </w:tc>
-        <w:tc>
-          <w:tcPr>
-            <w:tcW w:w="3006" w:type="dxa"/>
-          </w:tcPr>
-          <w:p>
-            <w:r>
-              <w:t>Purpose</w:t>
-            </w:r>
-          </w:p>
-        </w:tc>
-      </w:tr>
-      <w:tr>
-        <w:tc>
-          <w:tcPr>
-            <w:tcW w:w="3005" w:type="dxa"/>
-          </w:tcPr>
-          <w:p>
-            <w:r>
-              <w:t>1</w:t>
-            </w:r>
-          </w:p>
-        </w:tc>
-        <w:tc>
-          <w:tcPr>
-            <w:tcW w:w="3005" w:type="dxa"/>
-          </w:tcPr>
-          <w:p>
-            <w:r>
-              <w:t>User</w:t>
-            </w:r>
-          </w:p>
-        </w:tc>
-        <w:tc>
-          <w:tcPr>
-            <w:tcW w:w="3006" w:type="dxa"/>
-          </w:tcPr>
-          <w:p>
-            <w:r>
-              <w:t>Stores all users of the system</w:t>
-            </w:r>
-          </w:p>
-        </w:tc>
-      </w:tr>
-      <w:tr>
-        <w:tc>
-          <w:tcPr>
-            <w:tcW w:w="3005" w:type="dxa"/>
-          </w:tcPr>
-          <w:p>
-            <w:r>
-              <w:lastRenderedPageBreak/>
-              <w:t>2</w:t>
-            </w:r>
-          </w:p>
-        </w:tc>
-        <w:tc>
-          <w:tcPr>
-            <w:tcW w:w="3005" w:type="dxa"/>
-          </w:tcPr>
-          <w:p>
-            <w:r>
-              <w:t>Role</w:t>
-            </w:r>
-          </w:p>
-        </w:tc>
-        <w:tc>
-          <w:tcPr>
-            <w:tcW w:w="3006" w:type="dxa"/>
-          </w:tcPr>
-          <w:p>
-            <w:r>
-              <w:t>Defines Administrator, Conference Centre Staff, and Event Organiser</w:t>
-            </w:r>
-          </w:p>
-        </w:tc>
-      </w:tr>
-      <w:tr>
-        <w:tc>
-          <w:tcPr>
-            <w:tcW w:w="3005" w:type="dxa"/>
-          </w:tcPr>
-          <w:p>
-            <w:r>
-              <w:t>3</w:t>
-            </w:r>
-          </w:p>
-        </w:tc>
-        <w:tc>
-          <w:tcPr>
-            <w:tcW w:w="3005" w:type="dxa"/>
-          </w:tcPr>
-          <w:p>
-            <w:r>
-              <w:t>Venue</w:t>
-            </w:r>
-          </w:p>
-        </w:tc>
-        <w:tc>
-          <w:tcPr>
-            <w:tcW w:w="3006" w:type="dxa"/>
-          </w:tcPr>
-          <w:p>
-            <w:r>
-              <w:t>Stores venue details, capacity, location, status, etc.</w:t>
-            </w:r>
-          </w:p>
-        </w:tc>
-      </w:tr>
-      <w:tr>
-        <w:tc>
-          <w:tcPr>
-            <w:tcW w:w="3005" w:type="dxa"/>
-          </w:tcPr>
-          <w:p>
-            <w:r>
-              <w:t>4</w:t>
-            </w:r>
-          </w:p>
-        </w:tc>
-        <w:tc>
-          <w:tcPr>
-            <w:tcW w:w="3005" w:type="dxa"/>
-          </w:tcPr>
-          <w:p>
-            <w:proofErr w:type="spellStart"/>
-            <w:r>
-              <w:t>VenueFeature</w:t>
-            </w:r>
-            <w:proofErr w:type="spellEnd"/>
-          </w:p>
-        </w:tc>
-        <w:tc>
-          <w:tcPr>
-            <w:tcW w:w="3006" w:type="dxa"/>
-          </w:tcPr>
-          <w:p>
-            <w:r>
-              <w:t>Stores features/equipment of a venue, e.g. projector, Wi-Fi, sound system, parking</w:t>
-            </w:r>
-          </w:p>
-        </w:tc>
-      </w:tr>
-      <w:tr>
-        <w:tc>
-          <w:tcPr>
-            <w:tcW w:w="3005" w:type="dxa"/>
-          </w:tcPr>
-          <w:p>
-            <w:r>
-              <w:t>5</w:t>
-            </w:r>
-          </w:p>
-        </w:tc>
-        <w:tc>
-          <w:tcPr>
-            <w:tcW w:w="3005" w:type="dxa"/>
-          </w:tcPr>
-          <w:p>
-            <w:r>
-              <w:t>Event</w:t>
-            </w:r>
-          </w:p>
-        </w:tc>
-        <w:tc>
-          <w:tcPr>
-            <w:tcW w:w="3006" w:type="dxa"/>
-          </w:tcPr>
-          <w:p>
-            <w:r>
-              <w:t>Stores the event being organised</w:t>
-            </w:r>
-          </w:p>
-        </w:tc>
-      </w:tr>
-      <w:tr>
-        <w:tc>
-          <w:tcPr>
-            <w:tcW w:w="3005" w:type="dxa"/>
-          </w:tcPr>
-          <w:p>
-            <w:r>
-              <w:t>6</w:t>
-            </w:r>
-          </w:p>
-        </w:tc>
-        <w:tc>
-          <w:tcPr>
-            <w:tcW w:w="3005" w:type="dxa"/>
-          </w:tcPr>
-          <w:p>
-            <w:r>
-              <w:t>Booking</w:t>
-            </w:r>
-          </w:p>
-        </w:tc>
-        <w:tc>
-          <w:tcPr>
-            <w:tcW w:w="3006" w:type="dxa"/>
-          </w:tcPr>
-          <w:p>
-            <w:r>
-              <w:t>Stores requests/reservations linking an event to a venue</w:t>
-            </w:r>
-          </w:p>
-        </w:tc>
-      </w:tr>
-      <w:tr>
-        <w:tc>
-          <w:tcPr>
-            <w:tcW w:w="3005" w:type="dxa"/>
-          </w:tcPr>
-          <w:p>
-            <w:r>
-              <w:t>7</w:t>
-            </w:r>
-          </w:p>
-        </w:tc>
-        <w:tc>
-          <w:tcPr>
-            <w:tcW w:w="3005" w:type="dxa"/>
-          </w:tcPr>
-          <w:p>
-            <w:proofErr w:type="spellStart"/>
-            <w:r>
-              <w:t>BookingStatus</w:t>
-            </w:r>
-            <w:proofErr w:type="spellEnd"/>
-          </w:p>
-        </w:tc>
-        <w:tc>
-          <w:tcPr>
-            <w:tcW w:w="3006" w:type="dxa"/>
-          </w:tcPr>
-          <w:p>
-            <w:r>
-              <w:t>Defines statuses such as Pending, Approved, Rejected, Cancelled</w:t>
-            </w:r>
-          </w:p>
-        </w:tc>
-      </w:tr>
-      <w:tr>
-        <w:tc>
-          <w:tcPr>
-            <w:tcW w:w="3005" w:type="dxa"/>
-          </w:tcPr>
-          <w:p>
-            <w:r>
-              <w:t>8</w:t>
-            </w:r>
-          </w:p>
-        </w:tc>
-        <w:tc>
-          <w:tcPr>
-            <w:tcW w:w="3005" w:type="dxa"/>
-          </w:tcPr>
-          <w:p>
-            <w:r>
-              <w:t>Notification</w:t>
-            </w:r>
-          </w:p>
-        </w:tc>
-        <w:tc>
-          <w:tcPr>
-            <w:tcW w:w="3006" w:type="dxa"/>
-          </w:tcPr>
-          <w:p>
-            <w:r>
-              <w:t>Stores notifications sent to users about bookings and events</w:t>
-            </w:r>
-          </w:p>
-        </w:tc>
-      </w:tr>
-      <w:tr>
-        <w:tc>
-          <w:tcPr>
-            <w:tcW w:w="3005" w:type="dxa"/>
-          </w:tcPr>
-          <w:p>
-            <w:r>
-              <w:t>9</w:t>
-            </w:r>
-          </w:p>
-        </w:tc>
-        <w:tc>
-          <w:tcPr>
-            <w:tcW w:w="3005" w:type="dxa"/>
-          </w:tcPr>
-          <w:p>
-            <w:r>
-              <w:t>Payment</w:t>
-            </w:r>
-          </w:p>
-        </w:tc>
-        <w:tc>
-          <w:tcPr>
-            <w:tcW w:w="3006" w:type="dxa"/>
-          </w:tcPr>
-          <w:p>
-            <w:r>
-              <w:t>Stores payment information where a booking requires a fee</w:t>
-            </w:r>
-          </w:p>
-        </w:tc>
-      </w:tr>
-      <w:tr>
-        <w:tc>
-          <w:tcPr>
-            <w:tcW w:w="3005" w:type="dxa"/>
-          </w:tcPr>
-          <w:p>
-            <w:r>
-              <w:t>10</w:t>
-            </w:r>
-          </w:p>
-        </w:tc>
-        <w:tc>
-          <w:tcPr>
-            <w:tcW w:w="3005" w:type="dxa"/>
-          </w:tcPr>
-          <w:p>
-            <w:proofErr w:type="spellStart"/>
-            <w:r>
-              <w:t>AuditLog</w:t>
-            </w:r>
-            <w:proofErr w:type="spellEnd"/>
-          </w:p>
-        </w:tc>
-        <w:tc>
-          <w:tcPr>
-            <w:tcW w:w="3006" w:type="dxa"/>
-          </w:tcPr>
-          <w:p>
-            <w:r>
-              <w:t>Records important actions performed within the system</w:t>
-            </w:r>
-          </w:p>
-        </w:tc>
-      </w:tr>
-    </w:tbl>
+        <w:rPr>
+          <w:lang w:val="en-US"/>
+        </w:rPr>
+      </w:pPr>
+      <w:r>
+        <w:rPr>
+          <w:lang w:val="en-US"/>
+        </w:rPr>
+        <w:lastRenderedPageBreak/>
+        <w:t>1.8 Relational Database Model Diagram</w:t>
+      </w:r>
+    </w:p>
     <w:p/>
     <w:p>
       <w:pPr>
+        <w:jc w:val="center"/>
+      </w:pPr>
+    </w:p>
+    <w:p>
+      <w:pPr>
+        <w:jc w:val="center"/>
+      </w:pPr>
+      <w:r>
         <w:rPr>
-          <w:b/>
-          <w:bCs/>
+          <w:noProof/>
+          <w14:ligatures w14:val="standardContextual"/>
         </w:rPr>
-      </w:pPr>
-      <w:r>
+        <w:drawing>
+          <wp:inline distT="0" distB="0" distL="0" distR="0" wp14:anchorId="35B56613" wp14:editId="42217028">
+            <wp:extent cx="5731510" cy="3002915"/>
+            <wp:effectExtent l="0" t="0" r="2540" b="6985"/>
+            <wp:docPr id="1256402493" name="Picture 4"/>
+            <wp:cNvGraphicFramePr>
+              <a:graphicFrameLocks xmlns:a="http://schemas.openxmlformats.org/drawingml/2006/main" noChangeAspect="1"/>
+            </wp:cNvGraphicFramePr>
+            <a:graphic xmlns:a="http://schemas.openxmlformats.org/drawingml/2006/main">
+              <a:graphicData uri="http://schemas.openxmlformats.org/drawingml/2006/picture">
+                <pic:pic xmlns:pic="http://schemas.openxmlformats.org/drawingml/2006/picture">
+                  <pic:nvPicPr>
+                    <pic:cNvPr id="1256402493" name="Picture 1256402493"/>
+                    <pic:cNvPicPr/>
+                  </pic:nvPicPr>
+                  <pic:blipFill>
+                    <a:blip r:embed="rId10">
+                      <a:extLst>
+                        <a:ext uri="{28A0092B-C50C-407E-A947-70E740481C1C}">
+                          <a14:useLocalDpi xmlns:a14="http://schemas.microsoft.com/office/drawing/2010/main" val="0"/>
+                        </a:ext>
+                      </a:extLst>
+                    </a:blip>
+                    <a:stretch>
+                      <a:fillRect/>
+                    </a:stretch>
+                  </pic:blipFill>
+                  <pic:spPr>
+                    <a:xfrm>
+                      <a:off x="0" y="0"/>
+                      <a:ext cx="5731510" cy="3002915"/>
+                    </a:xfrm>
+                    <a:prstGeom prst="rect">
+                      <a:avLst/>
+                    </a:prstGeom>
+                  </pic:spPr>
+                </pic:pic>
+              </a:graphicData>
+            </a:graphic>
+          </wp:inline>
+        </w:drawing>
+      </w:r>
+    </w:p>
+    <w:p/>
+    <w:p>
+      <w:pPr>
+        <w:jc w:val="center"/>
+      </w:pPr>
+    </w:p>
+    <w:p/>
+    <w:p/>
+    <w:p>
+      <w:pPr>
+        <w:pStyle w:val="Heading1"/>
         <w:rPr>
-          <w:b/>
-          <w:bCs/>
+          <w:lang w:val="en-US"/>
         </w:rPr>
-        <w:t>1. User</w:t>
-      </w:r>
-    </w:p>
-    <w:p>
-      <w:r>
-        <w:t>Stores everyone who can access the system.</w:t>
-      </w:r>
-    </w:p>
-    <w:tbl>
-      <w:tblPr>
-        <w:tblStyle w:val="TableGrid"/>
-        <w:tblW w:w="0" w:type="auto"/>
-        <w:tblLook w:val="04A0" w:firstRow="1" w:lastRow="0" w:firstColumn="1" w:lastColumn="0" w:noHBand="0" w:noVBand="1"/>
-      </w:tblPr>
-      <w:tblGrid>
-        <w:gridCol w:w="1782"/>
-        <w:gridCol w:w="3186"/>
-      </w:tblGrid>
-      <w:tr>
-        <w:tc>
-          <w:tcPr>
-            <w:tcW w:w="0" w:type="auto"/>
-            <w:hideMark/>
-          </w:tcPr>
-          <w:p>
-            <w:pPr>
-              <w:rPr>
-                <w:b/>
-                <w:bCs/>
-              </w:rPr>
-            </w:pPr>
-            <w:r>
-              <w:rPr>
-                <w:b/>
-                <w:bCs/>
-              </w:rPr>
-              <w:t>Attribute</w:t>
-            </w:r>
-          </w:p>
-        </w:tc>
-        <w:tc>
-          <w:tcPr>
-            <w:tcW w:w="0" w:type="auto"/>
-            <w:hideMark/>
-          </w:tcPr>
-          <w:p>
-            <w:pPr>
-              <w:rPr>
-                <w:b/>
-                <w:bCs/>
-              </w:rPr>
-            </w:pPr>
-            <w:r>
-              <w:rPr>
-                <w:b/>
-                <w:bCs/>
-              </w:rPr>
-              <w:t>Description</w:t>
-            </w:r>
-          </w:p>
-        </w:tc>
-      </w:tr>
-      <w:tr>
-        <w:tc>
-          <w:tcPr>
-            <w:tcW w:w="0" w:type="auto"/>
-            <w:hideMark/>
-          </w:tcPr>
-          <w:p>
-            <w:proofErr w:type="spellStart"/>
-            <w:r>
-              <w:rPr>
-                <w:b/>
-                <w:bCs/>
-              </w:rPr>
-              <w:t>UserID</w:t>
-            </w:r>
-            <w:proofErr w:type="spellEnd"/>
-            <w:r>
-              <w:rPr>
-                <w:b/>
-                <w:bCs/>
-              </w:rPr>
-              <w:t xml:space="preserve"> (PK)</w:t>
-            </w:r>
-          </w:p>
-        </w:tc>
-        <w:tc>
-          <w:tcPr>
-            <w:tcW w:w="0" w:type="auto"/>
-            <w:hideMark/>
-          </w:tcPr>
-          <w:p>
-            <w:r>
-              <w:t>Unique identifier</w:t>
-            </w:r>
-          </w:p>
-        </w:tc>
-      </w:tr>
-      <w:tr>
-        <w:tc>
-          <w:tcPr>
-            <w:tcW w:w="0" w:type="auto"/>
-            <w:hideMark/>
-          </w:tcPr>
-          <w:p>
-            <w:r>
-              <w:t>FirstName</w:t>
-            </w:r>
-          </w:p>
-        </w:tc>
-        <w:tc>
-          <w:tcPr>
-            <w:tcW w:w="0" w:type="auto"/>
-            <w:hideMark/>
-          </w:tcPr>
-          <w:p>
-            <w:r>
-              <w:t>User's first name</w:t>
-            </w:r>
-          </w:p>
-        </w:tc>
-      </w:tr>
-      <w:tr>
-        <w:tc>
-          <w:tcPr>
-            <w:tcW w:w="0" w:type="auto"/>
-            <w:hideMark/>
-          </w:tcPr>
-          <w:p>
-            <w:r>
-              <w:t>LastName</w:t>
-            </w:r>
-          </w:p>
-        </w:tc>
-        <w:tc>
-          <w:tcPr>
-            <w:tcW w:w="0" w:type="auto"/>
-            <w:hideMark/>
-          </w:tcPr>
-          <w:p>
-            <w:r>
-              <w:t>User's surname</w:t>
-            </w:r>
-          </w:p>
-        </w:tc>
-      </w:tr>
-      <w:tr>
-        <w:tc>
-          <w:tcPr>
-            <w:tcW w:w="0" w:type="auto"/>
-            <w:hideMark/>
-          </w:tcPr>
-          <w:p>
-            <w:r>
-              <w:t>Email</w:t>
-            </w:r>
-          </w:p>
-        </w:tc>
-        <w:tc>
-          <w:tcPr>
-            <w:tcW w:w="0" w:type="auto"/>
-            <w:hideMark/>
-          </w:tcPr>
-          <w:p>
-            <w:r>
-              <w:t>Login/contact email</w:t>
-            </w:r>
-          </w:p>
-        </w:tc>
-      </w:tr>
-      <w:tr>
-        <w:tc>
-          <w:tcPr>
-            <w:tcW w:w="0" w:type="auto"/>
-            <w:hideMark/>
-          </w:tcPr>
-          <w:p>
-            <w:proofErr w:type="spellStart"/>
-            <w:r>
-              <w:t>PasswordHash</w:t>
-            </w:r>
-            <w:proofErr w:type="spellEnd"/>
-          </w:p>
-        </w:tc>
-        <w:tc>
-          <w:tcPr>
-            <w:tcW w:w="0" w:type="auto"/>
-            <w:hideMark/>
-          </w:tcPr>
-          <w:p>
-            <w:r>
-              <w:t>Encrypted/hashed password</w:t>
-            </w:r>
-          </w:p>
-        </w:tc>
-      </w:tr>
-      <w:tr>
-        <w:tc>
-          <w:tcPr>
-            <w:tcW w:w="0" w:type="auto"/>
-            <w:hideMark/>
-          </w:tcPr>
-          <w:p>
-            <w:proofErr w:type="spellStart"/>
-            <w:r>
-              <w:t>PhoneNumber</w:t>
-            </w:r>
-            <w:proofErr w:type="spellEnd"/>
-          </w:p>
-        </w:tc>
-        <w:tc>
-          <w:tcPr>
-            <w:tcW w:w="0" w:type="auto"/>
-            <w:hideMark/>
-          </w:tcPr>
-          <w:p>
-            <w:r>
-              <w:t>Contact number</w:t>
-            </w:r>
-          </w:p>
-        </w:tc>
-      </w:tr>
-      <w:tr>
-        <w:tc>
-          <w:tcPr>
-            <w:tcW w:w="0" w:type="auto"/>
-            <w:hideMark/>
-          </w:tcPr>
-          <w:p>
-            <w:proofErr w:type="spellStart"/>
-            <w:r>
-              <w:t>RoleID</w:t>
-            </w:r>
-            <w:proofErr w:type="spellEnd"/>
-            <w:r>
-              <w:t xml:space="preserve"> (FK)</w:t>
-            </w:r>
-          </w:p>
-        </w:tc>
-        <w:tc>
-          <w:tcPr>
-            <w:tcW w:w="0" w:type="auto"/>
-            <w:hideMark/>
-          </w:tcPr>
-          <w:p>
-            <w:r>
-              <w:t>User's assigned role</w:t>
-            </w:r>
-          </w:p>
-        </w:tc>
-      </w:tr>
-      <w:tr>
-        <w:tc>
-          <w:tcPr>
-            <w:tcW w:w="0" w:type="auto"/>
-            <w:hideMark/>
-          </w:tcPr>
-          <w:p>
-            <w:proofErr w:type="spellStart"/>
-            <w:r>
-              <w:t>AccountStatus</w:t>
-            </w:r>
-            <w:proofErr w:type="spellEnd"/>
-          </w:p>
-        </w:tc>
-        <w:tc>
-          <w:tcPr>
-            <w:tcW w:w="0" w:type="auto"/>
-            <w:hideMark/>
-          </w:tcPr>
-          <w:p>
-            <w:r>
-              <w:t>Active/Inactive</w:t>
-            </w:r>
-          </w:p>
-        </w:tc>
-      </w:tr>
-      <w:tr>
-        <w:tc>
-          <w:tcPr>
-            <w:tcW w:w="0" w:type="auto"/>
-            <w:hideMark/>
-          </w:tcPr>
-          <w:p>
-            <w:proofErr w:type="spellStart"/>
-            <w:r>
-              <w:t>DateCreated</w:t>
-            </w:r>
-            <w:proofErr w:type="spellEnd"/>
-          </w:p>
-        </w:tc>
-        <w:tc>
-          <w:tcPr>
-            <w:tcW w:w="0" w:type="auto"/>
-            <w:hideMark/>
-          </w:tcPr>
-          <w:p>
-            <w:r>
-              <w:t>Account creation date</w:t>
-            </w:r>
-          </w:p>
-        </w:tc>
-      </w:tr>
-    </w:tbl>
-    <w:p/>
-    <w:p>
-      <w:pPr>
+      </w:pPr>
+      <w:r>
         <w:rPr>
-          <w:b/>
-          <w:bCs/>
+          <w:lang w:val="en-US"/>
         </w:rPr>
-      </w:pPr>
-      <w:r>
-        <w:rPr>
-          <w:b/>
-          <w:bCs/>
-        </w:rPr>
-        <w:t>2. Role</w:t>
-      </w:r>
-    </w:p>
-    <w:p>
-      <w:r>
-        <w:t>Defines what a user is allowed to do.</w:t>
-      </w:r>
-    </w:p>
-    <w:tbl>
-      <w:tblPr>
-        <w:tblStyle w:val="TableGrid"/>
-        <w:tblW w:w="0" w:type="auto"/>
-        <w:tblLook w:val="04A0" w:firstRow="1" w:lastRow="0" w:firstColumn="1" w:lastColumn="0" w:noHBand="0" w:noVBand="1"/>
-      </w:tblPr>
-      <w:tblGrid>
-        <w:gridCol w:w="1435"/>
-        <w:gridCol w:w="3996"/>
-      </w:tblGrid>
-      <w:tr>
-        <w:tc>
-          <w:tcPr>
-            <w:tcW w:w="0" w:type="auto"/>
-            <w:hideMark/>
-          </w:tcPr>
-          <w:p>
-            <w:pPr>
-              <w:rPr>
-                <w:b/>
-                <w:bCs/>
-              </w:rPr>
-            </w:pPr>
-            <w:r>
-              <w:rPr>
-                <w:b/>
-                <w:bCs/>
-              </w:rPr>
-              <w:t>Attribute</w:t>
-            </w:r>
-          </w:p>
-        </w:tc>
-        <w:tc>
-          <w:tcPr>
-            <w:tcW w:w="0" w:type="auto"/>
-            <w:hideMark/>
-          </w:tcPr>
-          <w:p>
-            <w:pPr>
-              <w:rPr>
-                <w:b/>
-                <w:bCs/>
-              </w:rPr>
-            </w:pPr>
-            <w:r>
-              <w:rPr>
-                <w:b/>
-                <w:bCs/>
-              </w:rPr>
-              <w:t>Description</w:t>
-            </w:r>
-          </w:p>
-        </w:tc>
-      </w:tr>
-      <w:tr>
-        <w:tc>
-          <w:tcPr>
-            <w:tcW w:w="0" w:type="auto"/>
-            <w:hideMark/>
-          </w:tcPr>
-          <w:p>
-            <w:proofErr w:type="spellStart"/>
-            <w:r>
-              <w:rPr>
-                <w:b/>
-                <w:bCs/>
-              </w:rPr>
-              <w:t>RoleID</w:t>
-            </w:r>
-            <w:proofErr w:type="spellEnd"/>
-            <w:r>
-              <w:rPr>
-                <w:b/>
-                <w:bCs/>
-              </w:rPr>
-              <w:t xml:space="preserve"> (PK)</w:t>
-            </w:r>
-          </w:p>
-        </w:tc>
-        <w:tc>
-          <w:tcPr>
-            <w:tcW w:w="0" w:type="auto"/>
-            <w:hideMark/>
-          </w:tcPr>
-          <w:p>
-            <w:r>
-              <w:t>Unique identifier</w:t>
-            </w:r>
-          </w:p>
-        </w:tc>
-      </w:tr>
-      <w:tr>
-        <w:tc>
-          <w:tcPr>
-            <w:tcW w:w="0" w:type="auto"/>
-            <w:hideMark/>
-          </w:tcPr>
-          <w:p>
-            <w:proofErr w:type="spellStart"/>
-            <w:r>
-              <w:t>RoleName</w:t>
-            </w:r>
-            <w:proofErr w:type="spellEnd"/>
-          </w:p>
-        </w:tc>
-        <w:tc>
-          <w:tcPr>
-            <w:tcW w:w="0" w:type="auto"/>
-            <w:hideMark/>
-          </w:tcPr>
-          <w:p>
-            <w:r>
-              <w:t>Administrator, Staff, Event Organiser</w:t>
-            </w:r>
-          </w:p>
-        </w:tc>
-      </w:tr>
-      <w:tr>
-        <w:tc>
-          <w:tcPr>
-            <w:tcW w:w="0" w:type="auto"/>
-            <w:hideMark/>
-          </w:tcPr>
-          <w:p>
-            <w:r>
-              <w:lastRenderedPageBreak/>
-              <w:t>Description</w:t>
-            </w:r>
-          </w:p>
-        </w:tc>
-        <w:tc>
-          <w:tcPr>
-            <w:tcW w:w="0" w:type="auto"/>
-            <w:hideMark/>
-          </w:tcPr>
-          <w:p>
-            <w:r>
-              <w:t>Description of the role</w:t>
-            </w:r>
-          </w:p>
-        </w:tc>
-      </w:tr>
-    </w:tbl>
-    <w:p/>
-    <w:p>
-      <w:pPr>
-        <w:rPr>
-          <w:b/>
-          <w:bCs/>
-        </w:rPr>
-      </w:pPr>
-      <w:r>
-        <w:rPr>
-          <w:b/>
-          <w:bCs/>
-        </w:rPr>
-        <w:t>3. Venue</w:t>
-      </w:r>
-    </w:p>
-    <w:p>
-      <w:r>
-        <w:t>Contains the information organisers need when choosing a venue.</w:t>
-      </w:r>
-    </w:p>
-    <w:tbl>
-      <w:tblPr>
-        <w:tblStyle w:val="TableGrid"/>
-        <w:tblW w:w="0" w:type="auto"/>
-        <w:tblLook w:val="04A0" w:firstRow="1" w:lastRow="0" w:firstColumn="1" w:lastColumn="0" w:noHBand="0" w:noVBand="1"/>
-      </w:tblPr>
-      <w:tblGrid>
-        <w:gridCol w:w="1934"/>
-        <w:gridCol w:w="4501"/>
-      </w:tblGrid>
-      <w:tr>
-        <w:tc>
-          <w:tcPr>
-            <w:tcW w:w="0" w:type="auto"/>
-            <w:hideMark/>
-          </w:tcPr>
-          <w:p>
-            <w:pPr>
-              <w:rPr>
-                <w:b/>
-                <w:bCs/>
-              </w:rPr>
-            </w:pPr>
-            <w:r>
-              <w:rPr>
-                <w:b/>
-                <w:bCs/>
-              </w:rPr>
-              <w:t>Attribute</w:t>
-            </w:r>
-          </w:p>
-        </w:tc>
-        <w:tc>
-          <w:tcPr>
-            <w:tcW w:w="0" w:type="auto"/>
-            <w:hideMark/>
-          </w:tcPr>
-          <w:p>
-            <w:pPr>
-              <w:rPr>
-                <w:b/>
-                <w:bCs/>
-              </w:rPr>
-            </w:pPr>
-            <w:r>
-              <w:rPr>
-                <w:b/>
-                <w:bCs/>
-              </w:rPr>
-              <w:t>Description</w:t>
-            </w:r>
-          </w:p>
-        </w:tc>
-      </w:tr>
-      <w:tr>
-        <w:tc>
-          <w:tcPr>
-            <w:tcW w:w="0" w:type="auto"/>
-            <w:hideMark/>
-          </w:tcPr>
-          <w:p>
-            <w:proofErr w:type="spellStart"/>
-            <w:r>
-              <w:rPr>
-                <w:b/>
-                <w:bCs/>
-              </w:rPr>
-              <w:t>VenueID</w:t>
-            </w:r>
-            <w:proofErr w:type="spellEnd"/>
-            <w:r>
-              <w:rPr>
-                <w:b/>
-                <w:bCs/>
-              </w:rPr>
-              <w:t xml:space="preserve"> (PK)</w:t>
-            </w:r>
-          </w:p>
-        </w:tc>
-        <w:tc>
-          <w:tcPr>
-            <w:tcW w:w="0" w:type="auto"/>
-            <w:hideMark/>
-          </w:tcPr>
-          <w:p>
-            <w:r>
-              <w:t>Unique identifier</w:t>
-            </w:r>
-          </w:p>
-        </w:tc>
-      </w:tr>
-      <w:tr>
-        <w:tc>
-          <w:tcPr>
-            <w:tcW w:w="0" w:type="auto"/>
-            <w:hideMark/>
-          </w:tcPr>
-          <w:p>
-            <w:proofErr w:type="spellStart"/>
-            <w:r>
-              <w:t>VenueName</w:t>
-            </w:r>
-            <w:proofErr w:type="spellEnd"/>
-          </w:p>
-        </w:tc>
-        <w:tc>
-          <w:tcPr>
-            <w:tcW w:w="0" w:type="auto"/>
-            <w:hideMark/>
-          </w:tcPr>
-          <w:p>
-            <w:r>
-              <w:t>Name of the venue</w:t>
-            </w:r>
-          </w:p>
-        </w:tc>
-      </w:tr>
-      <w:tr>
-        <w:tc>
-          <w:tcPr>
-            <w:tcW w:w="0" w:type="auto"/>
-            <w:hideMark/>
-          </w:tcPr>
-          <w:p>
-            <w:r>
-              <w:t>Description</w:t>
-            </w:r>
-          </w:p>
-        </w:tc>
-        <w:tc>
-          <w:tcPr>
-            <w:tcW w:w="0" w:type="auto"/>
-            <w:hideMark/>
-          </w:tcPr>
-          <w:p>
-            <w:r>
-              <w:t>General venue description</w:t>
-            </w:r>
-          </w:p>
-        </w:tc>
-      </w:tr>
-      <w:tr>
-        <w:tc>
-          <w:tcPr>
-            <w:tcW w:w="0" w:type="auto"/>
-            <w:hideMark/>
-          </w:tcPr>
-          <w:p>
-            <w:r>
-              <w:t>Capacity</w:t>
-            </w:r>
-          </w:p>
-        </w:tc>
-        <w:tc>
-          <w:tcPr>
-            <w:tcW w:w="0" w:type="auto"/>
-            <w:hideMark/>
-          </w:tcPr>
-          <w:p>
-            <w:r>
-              <w:t>Maximum number of people</w:t>
-            </w:r>
-          </w:p>
-        </w:tc>
-      </w:tr>
-      <w:tr>
-        <w:tc>
-          <w:tcPr>
-            <w:tcW w:w="0" w:type="auto"/>
-            <w:hideMark/>
-          </w:tcPr>
-          <w:p>
-            <w:r>
-              <w:t>Location</w:t>
-            </w:r>
-          </w:p>
-        </w:tc>
-        <w:tc>
-          <w:tcPr>
-            <w:tcW w:w="0" w:type="auto"/>
-            <w:hideMark/>
-          </w:tcPr>
-          <w:p>
-            <w:r>
-              <w:t>Venue location</w:t>
-            </w:r>
-          </w:p>
-        </w:tc>
-      </w:tr>
-      <w:tr>
-        <w:tc>
-          <w:tcPr>
-            <w:tcW w:w="0" w:type="auto"/>
-            <w:hideMark/>
-          </w:tcPr>
-          <w:p>
-            <w:proofErr w:type="spellStart"/>
-            <w:r>
-              <w:t>ParkingAvailable</w:t>
-            </w:r>
-            <w:proofErr w:type="spellEnd"/>
-          </w:p>
-        </w:tc>
-        <w:tc>
-          <w:tcPr>
-            <w:tcW w:w="0" w:type="auto"/>
-            <w:hideMark/>
-          </w:tcPr>
-          <w:p>
-            <w:r>
-              <w:t>Whether parking is available</w:t>
-            </w:r>
-          </w:p>
-        </w:tc>
-      </w:tr>
-      <w:tr>
-        <w:tc>
-          <w:tcPr>
-            <w:tcW w:w="0" w:type="auto"/>
-            <w:hideMark/>
-          </w:tcPr>
-          <w:p>
-            <w:proofErr w:type="spellStart"/>
-            <w:r>
-              <w:t>VenueStatus</w:t>
-            </w:r>
-            <w:proofErr w:type="spellEnd"/>
-          </w:p>
-        </w:tc>
-        <w:tc>
-          <w:tcPr>
-            <w:tcW w:w="0" w:type="auto"/>
-            <w:hideMark/>
-          </w:tcPr>
-          <w:p>
-            <w:r>
-              <w:t>Available, Unavailable, Maintenance, etc.</w:t>
-            </w:r>
-          </w:p>
-        </w:tc>
-      </w:tr>
-      <w:tr>
-        <w:tc>
-          <w:tcPr>
-            <w:tcW w:w="0" w:type="auto"/>
-            <w:hideMark/>
-          </w:tcPr>
-          <w:p>
-            <w:proofErr w:type="spellStart"/>
-            <w:r>
-              <w:t>ImageURL</w:t>
-            </w:r>
-            <w:proofErr w:type="spellEnd"/>
-          </w:p>
-        </w:tc>
-        <w:tc>
-          <w:tcPr>
-            <w:tcW w:w="0" w:type="auto"/>
-            <w:hideMark/>
-          </w:tcPr>
-          <w:p>
-            <w:r>
-              <w:t>Venue image</w:t>
-            </w:r>
-          </w:p>
-        </w:tc>
-      </w:tr>
-      <w:tr>
-        <w:tc>
-          <w:tcPr>
-            <w:tcW w:w="0" w:type="auto"/>
-            <w:hideMark/>
-          </w:tcPr>
-          <w:p>
-            <w:proofErr w:type="spellStart"/>
-            <w:r>
-              <w:t>CreatedDate</w:t>
-            </w:r>
-            <w:proofErr w:type="spellEnd"/>
-          </w:p>
-        </w:tc>
-        <w:tc>
-          <w:tcPr>
-            <w:tcW w:w="0" w:type="auto"/>
-            <w:hideMark/>
-          </w:tcPr>
-          <w:p>
-            <w:r>
-              <w:t>Date venue was added</w:t>
-            </w:r>
-          </w:p>
-        </w:tc>
-      </w:tr>
-      <w:tr>
-        <w:tc>
-          <w:tcPr>
-            <w:tcW w:w="0" w:type="auto"/>
-            <w:hideMark/>
-          </w:tcPr>
-          <w:p>
-            <w:proofErr w:type="spellStart"/>
-            <w:r>
-              <w:t>UpdatedDate</w:t>
-            </w:r>
-            <w:proofErr w:type="spellEnd"/>
-          </w:p>
-        </w:tc>
-        <w:tc>
-          <w:tcPr>
-            <w:tcW w:w="0" w:type="auto"/>
-            <w:hideMark/>
-          </w:tcPr>
-          <w:p>
-            <w:r>
-              <w:t>Last information update</w:t>
-            </w:r>
-          </w:p>
-        </w:tc>
-      </w:tr>
-    </w:tbl>
-    <w:p/>
-    <w:p>
-      <w:pPr>
-        <w:rPr>
-          <w:b/>
-          <w:bCs/>
-        </w:rPr>
-      </w:pPr>
-      <w:r>
-        <w:rPr>
-          <w:b/>
-          <w:bCs/>
-        </w:rPr>
-        <w:t xml:space="preserve">4. </w:t>
-      </w:r>
-      <w:proofErr w:type="spellStart"/>
-      <w:r>
-        <w:rPr>
-          <w:b/>
-          <w:bCs/>
-        </w:rPr>
-        <w:t>VenueFeature</w:t>
-      </w:r>
-      <w:proofErr w:type="spellEnd"/>
-    </w:p>
-    <w:p>
-      <w:r>
-        <w:t>Stores the features/equipment associated with venues.</w:t>
-      </w:r>
-    </w:p>
-    <w:tbl>
-      <w:tblPr>
-        <w:tblStyle w:val="TableGrid"/>
-        <w:tblW w:w="0" w:type="auto"/>
-        <w:tblLook w:val="04A0" w:firstRow="1" w:lastRow="0" w:firstColumn="1" w:lastColumn="0" w:noHBand="0" w:noVBand="1"/>
-      </w:tblPr>
-      <w:tblGrid>
-        <w:gridCol w:w="2476"/>
-        <w:gridCol w:w="4467"/>
-      </w:tblGrid>
-      <w:tr>
-        <w:tc>
-          <w:tcPr>
-            <w:tcW w:w="0" w:type="auto"/>
-            <w:hideMark/>
-          </w:tcPr>
-          <w:p>
-            <w:pPr>
-              <w:rPr>
-                <w:b/>
-                <w:bCs/>
-              </w:rPr>
-            </w:pPr>
-            <w:r>
-              <w:rPr>
-                <w:b/>
-                <w:bCs/>
-              </w:rPr>
-              <w:t>Attribute</w:t>
-            </w:r>
-          </w:p>
-        </w:tc>
-        <w:tc>
-          <w:tcPr>
-            <w:tcW w:w="0" w:type="auto"/>
-            <w:hideMark/>
-          </w:tcPr>
-          <w:p>
-            <w:pPr>
-              <w:rPr>
-                <w:b/>
-                <w:bCs/>
-              </w:rPr>
-            </w:pPr>
-            <w:r>
-              <w:rPr>
-                <w:b/>
-                <w:bCs/>
-              </w:rPr>
-              <w:t>Description</w:t>
-            </w:r>
-          </w:p>
-        </w:tc>
-      </w:tr>
-      <w:tr>
-        <w:tc>
-          <w:tcPr>
-            <w:tcW w:w="0" w:type="auto"/>
-            <w:hideMark/>
-          </w:tcPr>
-          <w:p>
-            <w:proofErr w:type="spellStart"/>
-            <w:r>
-              <w:rPr>
-                <w:b/>
-                <w:bCs/>
-              </w:rPr>
-              <w:t>VenueFeatureID</w:t>
-            </w:r>
-            <w:proofErr w:type="spellEnd"/>
-            <w:r>
-              <w:rPr>
-                <w:b/>
-                <w:bCs/>
-              </w:rPr>
-              <w:t xml:space="preserve"> (PK)</w:t>
-            </w:r>
-          </w:p>
-        </w:tc>
-        <w:tc>
-          <w:tcPr>
-            <w:tcW w:w="0" w:type="auto"/>
-            <w:hideMark/>
-          </w:tcPr>
-          <w:p>
-            <w:r>
-              <w:t>Unique identifier</w:t>
-            </w:r>
-          </w:p>
-        </w:tc>
-      </w:tr>
-      <w:tr>
-        <w:tc>
-          <w:tcPr>
-            <w:tcW w:w="0" w:type="auto"/>
-            <w:hideMark/>
-          </w:tcPr>
-          <w:p>
-            <w:proofErr w:type="spellStart"/>
-            <w:r>
-              <w:rPr>
-                <w:b/>
-                <w:bCs/>
-              </w:rPr>
-              <w:t>VenueID</w:t>
-            </w:r>
-            <w:proofErr w:type="spellEnd"/>
-            <w:r>
-              <w:rPr>
-                <w:b/>
-                <w:bCs/>
-              </w:rPr>
-              <w:t xml:space="preserve"> (FK)</w:t>
-            </w:r>
-          </w:p>
-        </w:tc>
-        <w:tc>
-          <w:tcPr>
-            <w:tcW w:w="0" w:type="auto"/>
-            <w:hideMark/>
-          </w:tcPr>
-          <w:p>
-            <w:r>
-              <w:t>Venue the feature belongs to</w:t>
-            </w:r>
-          </w:p>
-        </w:tc>
-      </w:tr>
-      <w:tr>
-        <w:tc>
-          <w:tcPr>
-            <w:tcW w:w="0" w:type="auto"/>
-            <w:hideMark/>
-          </w:tcPr>
-          <w:p>
-            <w:proofErr w:type="spellStart"/>
-            <w:r>
-              <w:t>FeatureName</w:t>
-            </w:r>
-            <w:proofErr w:type="spellEnd"/>
-          </w:p>
-        </w:tc>
-        <w:tc>
-          <w:tcPr>
-            <w:tcW w:w="0" w:type="auto"/>
-            <w:hideMark/>
-          </w:tcPr>
-          <w:p>
-            <w:r>
-              <w:t>Projector, Wi-Fi, sound system, etc.</w:t>
-            </w:r>
-          </w:p>
-        </w:tc>
-      </w:tr>
-      <w:tr>
-        <w:tc>
-          <w:tcPr>
-            <w:tcW w:w="0" w:type="auto"/>
-            <w:hideMark/>
-          </w:tcPr>
-          <w:p>
-            <w:r>
-              <w:t>Description</w:t>
-            </w:r>
-          </w:p>
-        </w:tc>
-        <w:tc>
-          <w:tcPr>
-            <w:tcW w:w="0" w:type="auto"/>
-            <w:hideMark/>
-          </w:tcPr>
-          <w:p>
-            <w:r>
-              <w:t>Additional information</w:t>
-            </w:r>
-          </w:p>
-        </w:tc>
-      </w:tr>
-      <w:tr>
-        <w:tc>
-          <w:tcPr>
-            <w:tcW w:w="0" w:type="auto"/>
-            <w:hideMark/>
-          </w:tcPr>
-          <w:p>
-            <w:r>
-              <w:t>Available</w:t>
-            </w:r>
-          </w:p>
-        </w:tc>
-        <w:tc>
-          <w:tcPr>
-            <w:tcW w:w="0" w:type="auto"/>
-            <w:hideMark/>
-          </w:tcPr>
-          <w:p>
-            <w:r>
-              <w:t>Whether the feature is currently available</w:t>
-            </w:r>
-          </w:p>
-        </w:tc>
-      </w:tr>
-    </w:tbl>
-    <w:p>
-      <w:r>
-        <w:t xml:space="preserve">This means we don't need a separate </w:t>
-      </w:r>
-      <w:r>
-        <w:rPr>
-          <w:b/>
-          <w:bCs/>
-        </w:rPr>
-        <w:t>Facility</w:t>
-      </w:r>
-      <w:r>
-        <w:t xml:space="preserve"> table.</w:t>
-      </w:r>
-    </w:p>
-    <w:p/>
-    <w:p>
-      <w:pPr>
-        <w:rPr>
-          <w:b/>
-          <w:bCs/>
-        </w:rPr>
-      </w:pPr>
-      <w:r>
-        <w:rPr>
-          <w:b/>
-          <w:bCs/>
-        </w:rPr>
-        <w:t>5. Event</w:t>
-      </w:r>
-    </w:p>
-    <w:p>
-      <w:r>
-        <w:t>Represents the actual event an organiser wants to host.</w:t>
-      </w:r>
-    </w:p>
-    <w:tbl>
-      <w:tblPr>
-        <w:tblStyle w:val="TableGrid"/>
-        <w:tblW w:w="0" w:type="auto"/>
-        <w:tblLook w:val="04A0" w:firstRow="1" w:lastRow="0" w:firstColumn="1" w:lastColumn="0" w:noHBand="0" w:noVBand="1"/>
-      </w:tblPr>
-      <w:tblGrid>
-        <w:gridCol w:w="2384"/>
-        <w:gridCol w:w="4052"/>
-      </w:tblGrid>
-      <w:tr>
-        <w:tc>
-          <w:tcPr>
-            <w:tcW w:w="0" w:type="auto"/>
-            <w:hideMark/>
-          </w:tcPr>
-          <w:p>
-            <w:pPr>
-              <w:rPr>
-                <w:b/>
-                <w:bCs/>
-              </w:rPr>
-            </w:pPr>
-            <w:r>
-              <w:rPr>
-                <w:b/>
-                <w:bCs/>
-              </w:rPr>
-              <w:t>Attribute</w:t>
-            </w:r>
-          </w:p>
-        </w:tc>
-        <w:tc>
-          <w:tcPr>
-            <w:tcW w:w="0" w:type="auto"/>
-            <w:hideMark/>
-          </w:tcPr>
-          <w:p>
-            <w:pPr>
-              <w:rPr>
-                <w:b/>
-                <w:bCs/>
-              </w:rPr>
-            </w:pPr>
-            <w:r>
-              <w:rPr>
-                <w:b/>
-                <w:bCs/>
-              </w:rPr>
-              <w:t>Description</w:t>
-            </w:r>
-          </w:p>
-        </w:tc>
-      </w:tr>
-      <w:tr>
-        <w:tc>
-          <w:tcPr>
-            <w:tcW w:w="0" w:type="auto"/>
-            <w:hideMark/>
-          </w:tcPr>
-          <w:p>
-            <w:proofErr w:type="spellStart"/>
-            <w:r>
-              <w:rPr>
-                <w:b/>
-                <w:bCs/>
-              </w:rPr>
-              <w:t>EventID</w:t>
-            </w:r>
-            <w:proofErr w:type="spellEnd"/>
-            <w:r>
-              <w:rPr>
-                <w:b/>
-                <w:bCs/>
-              </w:rPr>
-              <w:t xml:space="preserve"> (PK)</w:t>
-            </w:r>
-          </w:p>
-        </w:tc>
-        <w:tc>
-          <w:tcPr>
-            <w:tcW w:w="0" w:type="auto"/>
-            <w:hideMark/>
-          </w:tcPr>
-          <w:p>
-            <w:r>
-              <w:t>Unique identifier</w:t>
-            </w:r>
-          </w:p>
-        </w:tc>
-      </w:tr>
-      <w:tr>
-        <w:tc>
-          <w:tcPr>
-            <w:tcW w:w="0" w:type="auto"/>
-            <w:hideMark/>
-          </w:tcPr>
-          <w:p>
-            <w:proofErr w:type="spellStart"/>
-            <w:r>
-              <w:t>EventName</w:t>
-            </w:r>
-            <w:proofErr w:type="spellEnd"/>
-          </w:p>
-        </w:tc>
-        <w:tc>
-          <w:tcPr>
-            <w:tcW w:w="0" w:type="auto"/>
-            <w:hideMark/>
-          </w:tcPr>
-          <w:p>
-            <w:r>
-              <w:t>Name of the event</w:t>
-            </w:r>
-          </w:p>
-        </w:tc>
-      </w:tr>
-      <w:tr>
-        <w:tc>
-          <w:tcPr>
-            <w:tcW w:w="0" w:type="auto"/>
-            <w:hideMark/>
-          </w:tcPr>
-          <w:p>
-            <w:r>
-              <w:t>Description</w:t>
-            </w:r>
-          </w:p>
-        </w:tc>
-        <w:tc>
-          <w:tcPr>
-            <w:tcW w:w="0" w:type="auto"/>
-            <w:hideMark/>
-          </w:tcPr>
-          <w:p>
-            <w:r>
-              <w:t>Event description</w:t>
-            </w:r>
-          </w:p>
-        </w:tc>
-      </w:tr>
-      <w:tr>
-        <w:tc>
-          <w:tcPr>
-            <w:tcW w:w="0" w:type="auto"/>
-            <w:hideMark/>
-          </w:tcPr>
-          <w:p>
-            <w:proofErr w:type="spellStart"/>
-            <w:r>
-              <w:t>EventType</w:t>
-            </w:r>
-            <w:proofErr w:type="spellEnd"/>
-          </w:p>
-        </w:tc>
-        <w:tc>
-          <w:tcPr>
-            <w:tcW w:w="0" w:type="auto"/>
-            <w:hideMark/>
-          </w:tcPr>
-          <w:p>
-            <w:r>
-              <w:t>Conference, workshop, seminar, etc.</w:t>
-            </w:r>
-          </w:p>
-        </w:tc>
-      </w:tr>
-      <w:tr>
-        <w:tc>
-          <w:tcPr>
-            <w:tcW w:w="0" w:type="auto"/>
-            <w:hideMark/>
-          </w:tcPr>
-          <w:p>
-            <w:proofErr w:type="spellStart"/>
-            <w:r>
-              <w:t>ExpectedAttendance</w:t>
-            </w:r>
-            <w:proofErr w:type="spellEnd"/>
-          </w:p>
-        </w:tc>
-        <w:tc>
-          <w:tcPr>
-            <w:tcW w:w="0" w:type="auto"/>
-            <w:hideMark/>
-          </w:tcPr>
-          <w:p>
-            <w:r>
-              <w:t>Expected number of attendees</w:t>
-            </w:r>
-          </w:p>
-        </w:tc>
-      </w:tr>
-      <w:tr>
-        <w:tc>
-          <w:tcPr>
-            <w:tcW w:w="0" w:type="auto"/>
-            <w:hideMark/>
-          </w:tcPr>
-          <w:p>
-            <w:proofErr w:type="spellStart"/>
-            <w:r>
-              <w:t>StartDateTime</w:t>
-            </w:r>
-            <w:proofErr w:type="spellEnd"/>
-          </w:p>
-        </w:tc>
-        <w:tc>
-          <w:tcPr>
-            <w:tcW w:w="0" w:type="auto"/>
-            <w:hideMark/>
-          </w:tcPr>
-          <w:p>
-            <w:r>
-              <w:t>Event start</w:t>
-            </w:r>
-          </w:p>
-        </w:tc>
-      </w:tr>
-      <w:tr>
-        <w:tc>
-          <w:tcPr>
-            <w:tcW w:w="0" w:type="auto"/>
-            <w:hideMark/>
-          </w:tcPr>
-          <w:p>
-            <w:proofErr w:type="spellStart"/>
-            <w:r>
-              <w:t>EndDateTime</w:t>
-            </w:r>
-            <w:proofErr w:type="spellEnd"/>
-          </w:p>
-        </w:tc>
-        <w:tc>
-          <w:tcPr>
-            <w:tcW w:w="0" w:type="auto"/>
-            <w:hideMark/>
-          </w:tcPr>
-          <w:p>
-            <w:r>
-              <w:t>Event end</w:t>
-            </w:r>
-          </w:p>
-        </w:tc>
-      </w:tr>
-      <w:tr>
-        <w:tc>
-          <w:tcPr>
-            <w:tcW w:w="0" w:type="auto"/>
-            <w:hideMark/>
-          </w:tcPr>
-          <w:p>
-            <w:proofErr w:type="spellStart"/>
-            <w:r>
-              <w:t>OrganiserID</w:t>
-            </w:r>
-            <w:proofErr w:type="spellEnd"/>
-            <w:r>
-              <w:t xml:space="preserve"> (FK)</w:t>
-            </w:r>
-          </w:p>
-        </w:tc>
-        <w:tc>
-          <w:tcPr>
-            <w:tcW w:w="0" w:type="auto"/>
-            <w:hideMark/>
-          </w:tcPr>
-          <w:p>
-            <w:r>
-              <w:t>User organising the event</w:t>
-            </w:r>
-          </w:p>
-        </w:tc>
-      </w:tr>
-      <w:tr>
-        <w:tc>
-          <w:tcPr>
-            <w:tcW w:w="0" w:type="auto"/>
-            <w:hideMark/>
-          </w:tcPr>
-          <w:p>
-            <w:proofErr w:type="spellStart"/>
-            <w:r>
-              <w:t>CreatedDate</w:t>
-            </w:r>
-            <w:proofErr w:type="spellEnd"/>
-          </w:p>
-        </w:tc>
-        <w:tc>
-          <w:tcPr>
-            <w:tcW w:w="0" w:type="auto"/>
-            <w:hideMark/>
-          </w:tcPr>
-          <w:p>
-            <w:r>
-              <w:t>Date event was created</w:t>
-            </w:r>
-          </w:p>
-        </w:tc>
-      </w:tr>
-    </w:tbl>
-    <w:p/>
-    <w:p>
-      <w:pPr>
-        <w:rPr>
-          <w:b/>
-          <w:bCs/>
-        </w:rPr>
-      </w:pPr>
-      <w:r>
-        <w:rPr>
-          <w:b/>
-          <w:bCs/>
-        </w:rPr>
-        <w:t>6. Booking</w:t>
-      </w:r>
-    </w:p>
-    <w:p>
-      <w:r>
-        <w:t xml:space="preserve">This is the core of the system. It connects an </w:t>
-      </w:r>
-      <w:r>
-        <w:rPr>
-          <w:b/>
-          <w:bCs/>
-        </w:rPr>
-        <w:t>event, organiser and venue</w:t>
-      </w:r>
-      <w:r>
-        <w:t>.</w:t>
-      </w:r>
-    </w:p>
-    <w:tbl>
-      <w:tblPr>
-        <w:tblStyle w:val="TableGrid"/>
-        <w:tblW w:w="0" w:type="auto"/>
-        <w:tblLook w:val="04A0" w:firstRow="1" w:lastRow="0" w:firstColumn="1" w:lastColumn="0" w:noHBand="0" w:noVBand="1"/>
-      </w:tblPr>
-      <w:tblGrid>
-        <w:gridCol w:w="2449"/>
-        <w:gridCol w:w="3558"/>
-      </w:tblGrid>
-      <w:tr>
-        <w:tc>
-          <w:tcPr>
-            <w:tcW w:w="0" w:type="auto"/>
-            <w:hideMark/>
-          </w:tcPr>
-          <w:p>
-            <w:pPr>
-              <w:rPr>
-                <w:b/>
-                <w:bCs/>
-              </w:rPr>
-            </w:pPr>
-            <w:r>
-              <w:rPr>
-                <w:b/>
-                <w:bCs/>
-              </w:rPr>
-              <w:t>Attribute</w:t>
-            </w:r>
-          </w:p>
-        </w:tc>
-        <w:tc>
-          <w:tcPr>
-            <w:tcW w:w="0" w:type="auto"/>
-            <w:hideMark/>
-          </w:tcPr>
-          <w:p>
-            <w:pPr>
-              <w:rPr>
-                <w:b/>
-                <w:bCs/>
-              </w:rPr>
-            </w:pPr>
-            <w:r>
-              <w:rPr>
-                <w:b/>
-                <w:bCs/>
-              </w:rPr>
-              <w:t>Description</w:t>
-            </w:r>
-          </w:p>
-        </w:tc>
-      </w:tr>
-      <w:tr>
-        <w:tc>
-          <w:tcPr>
-            <w:tcW w:w="0" w:type="auto"/>
-            <w:hideMark/>
-          </w:tcPr>
-          <w:p>
-            <w:proofErr w:type="spellStart"/>
-            <w:r>
-              <w:rPr>
-                <w:b/>
-                <w:bCs/>
-              </w:rPr>
-              <w:t>BookingID</w:t>
-            </w:r>
-            <w:proofErr w:type="spellEnd"/>
-            <w:r>
-              <w:rPr>
-                <w:b/>
-                <w:bCs/>
-              </w:rPr>
-              <w:t xml:space="preserve"> (PK)</w:t>
-            </w:r>
-          </w:p>
-        </w:tc>
-        <w:tc>
-          <w:tcPr>
-            <w:tcW w:w="0" w:type="auto"/>
-            <w:hideMark/>
-          </w:tcPr>
-          <w:p>
-            <w:r>
-              <w:t>Unique identifier</w:t>
-            </w:r>
-          </w:p>
-        </w:tc>
-      </w:tr>
-      <w:tr>
-        <w:tc>
-          <w:tcPr>
-            <w:tcW w:w="0" w:type="auto"/>
-            <w:hideMark/>
-          </w:tcPr>
-          <w:p>
-            <w:proofErr w:type="spellStart"/>
-            <w:r>
-              <w:rPr>
-                <w:b/>
-                <w:bCs/>
-              </w:rPr>
-              <w:t>EventID</w:t>
-            </w:r>
-            <w:proofErr w:type="spellEnd"/>
-            <w:r>
-              <w:rPr>
-                <w:b/>
-                <w:bCs/>
-              </w:rPr>
-              <w:t xml:space="preserve"> (FK)</w:t>
-            </w:r>
-          </w:p>
-        </w:tc>
-        <w:tc>
-          <w:tcPr>
-            <w:tcW w:w="0" w:type="auto"/>
-            <w:hideMark/>
-          </w:tcPr>
-          <w:p>
-            <w:r>
-              <w:t>Event being booked</w:t>
-            </w:r>
-          </w:p>
-        </w:tc>
-      </w:tr>
-      <w:tr>
-        <w:tc>
-          <w:tcPr>
-            <w:tcW w:w="0" w:type="auto"/>
-            <w:hideMark/>
-          </w:tcPr>
-          <w:p>
-            <w:proofErr w:type="spellStart"/>
-            <w:r>
-              <w:rPr>
-                <w:b/>
-                <w:bCs/>
-              </w:rPr>
-              <w:t>VenueID</w:t>
-            </w:r>
-            <w:proofErr w:type="spellEnd"/>
-            <w:r>
-              <w:rPr>
-                <w:b/>
-                <w:bCs/>
-              </w:rPr>
-              <w:t xml:space="preserve"> (FK)</w:t>
-            </w:r>
-          </w:p>
-        </w:tc>
-        <w:tc>
-          <w:tcPr>
-            <w:tcW w:w="0" w:type="auto"/>
-            <w:hideMark/>
-          </w:tcPr>
-          <w:p>
-            <w:r>
-              <w:t>Venue being requested</w:t>
-            </w:r>
-          </w:p>
-        </w:tc>
-      </w:tr>
-      <w:tr>
-        <w:tc>
-          <w:tcPr>
-            <w:tcW w:w="0" w:type="auto"/>
-            <w:hideMark/>
-          </w:tcPr>
-          <w:p>
-            <w:proofErr w:type="spellStart"/>
-            <w:r>
-              <w:rPr>
-                <w:b/>
-                <w:bCs/>
-              </w:rPr>
-              <w:t>UserID</w:t>
-            </w:r>
-            <w:proofErr w:type="spellEnd"/>
-            <w:r>
-              <w:rPr>
-                <w:b/>
-                <w:bCs/>
-              </w:rPr>
-              <w:t xml:space="preserve"> (FK)</w:t>
-            </w:r>
-          </w:p>
-        </w:tc>
-        <w:tc>
-          <w:tcPr>
-            <w:tcW w:w="0" w:type="auto"/>
-            <w:hideMark/>
-          </w:tcPr>
-          <w:p>
-            <w:r>
-              <w:t>User who submitted the booking</w:t>
-            </w:r>
-          </w:p>
-        </w:tc>
-      </w:tr>
-      <w:tr>
-        <w:tc>
-          <w:tcPr>
-            <w:tcW w:w="0" w:type="auto"/>
-            <w:hideMark/>
-          </w:tcPr>
-          <w:p>
-            <w:proofErr w:type="spellStart"/>
-            <w:r>
-              <w:rPr>
-                <w:b/>
-                <w:bCs/>
-              </w:rPr>
-              <w:lastRenderedPageBreak/>
-              <w:t>StatusID</w:t>
-            </w:r>
-            <w:proofErr w:type="spellEnd"/>
-            <w:r>
-              <w:rPr>
-                <w:b/>
-                <w:bCs/>
-              </w:rPr>
-              <w:t xml:space="preserve"> (FK)</w:t>
-            </w:r>
-          </w:p>
-        </w:tc>
-        <w:tc>
-          <w:tcPr>
-            <w:tcW w:w="0" w:type="auto"/>
-            <w:hideMark/>
-          </w:tcPr>
-          <w:p>
-            <w:r>
-              <w:t>Current booking status</w:t>
-            </w:r>
-          </w:p>
-        </w:tc>
-      </w:tr>
-      <w:tr>
-        <w:tc>
-          <w:tcPr>
-            <w:tcW w:w="0" w:type="auto"/>
-            <w:hideMark/>
-          </w:tcPr>
-          <w:p>
-            <w:proofErr w:type="spellStart"/>
-            <w:r>
-              <w:t>BookingDate</w:t>
-            </w:r>
-            <w:proofErr w:type="spellEnd"/>
-          </w:p>
-        </w:tc>
-        <w:tc>
-          <w:tcPr>
-            <w:tcW w:w="0" w:type="auto"/>
-            <w:hideMark/>
-          </w:tcPr>
-          <w:p>
-            <w:r>
-              <w:t>Date request was submitted</w:t>
-            </w:r>
-          </w:p>
-        </w:tc>
-      </w:tr>
-      <w:tr>
-        <w:tc>
-          <w:tcPr>
-            <w:tcW w:w="0" w:type="auto"/>
-            <w:hideMark/>
-          </w:tcPr>
-          <w:p>
-            <w:proofErr w:type="spellStart"/>
-            <w:r>
-              <w:t>StartDateTime</w:t>
-            </w:r>
-            <w:proofErr w:type="spellEnd"/>
-          </w:p>
-        </w:tc>
-        <w:tc>
-          <w:tcPr>
-            <w:tcW w:w="0" w:type="auto"/>
-            <w:hideMark/>
-          </w:tcPr>
-          <w:p>
-            <w:r>
-              <w:t>Requested booking start</w:t>
-            </w:r>
-          </w:p>
-        </w:tc>
-      </w:tr>
-      <w:tr>
-        <w:tc>
-          <w:tcPr>
-            <w:tcW w:w="0" w:type="auto"/>
-            <w:hideMark/>
-          </w:tcPr>
-          <w:p>
-            <w:proofErr w:type="spellStart"/>
-            <w:r>
-              <w:t>EndDateTime</w:t>
-            </w:r>
-            <w:proofErr w:type="spellEnd"/>
-          </w:p>
-        </w:tc>
-        <w:tc>
-          <w:tcPr>
-            <w:tcW w:w="0" w:type="auto"/>
-            <w:hideMark/>
-          </w:tcPr>
-          <w:p>
-            <w:r>
-              <w:t>Requested booking end</w:t>
-            </w:r>
-          </w:p>
-        </w:tc>
-      </w:tr>
-      <w:tr>
-        <w:tc>
-          <w:tcPr>
-            <w:tcW w:w="0" w:type="auto"/>
-            <w:hideMark/>
-          </w:tcPr>
-          <w:p>
-            <w:proofErr w:type="spellStart"/>
-            <w:r>
-              <w:t>SpecialRequirements</w:t>
-            </w:r>
-            <w:proofErr w:type="spellEnd"/>
-          </w:p>
-        </w:tc>
-        <w:tc>
-          <w:tcPr>
-            <w:tcW w:w="0" w:type="auto"/>
-            <w:hideMark/>
-          </w:tcPr>
-          <w:p>
-            <w:r>
-              <w:t>Additional requirements</w:t>
-            </w:r>
-          </w:p>
-        </w:tc>
-      </w:tr>
-      <w:tr>
-        <w:tc>
-          <w:tcPr>
-            <w:tcW w:w="0" w:type="auto"/>
-            <w:hideMark/>
-          </w:tcPr>
-          <w:p>
-            <w:proofErr w:type="spellStart"/>
-            <w:r>
-              <w:t>AdminNotes</w:t>
-            </w:r>
-            <w:proofErr w:type="spellEnd"/>
-          </w:p>
-        </w:tc>
-        <w:tc>
-          <w:tcPr>
-            <w:tcW w:w="0" w:type="auto"/>
-            <w:hideMark/>
-          </w:tcPr>
-          <w:p>
-            <w:r>
-              <w:t>Internal administrative notes</w:t>
-            </w:r>
-          </w:p>
-        </w:tc>
-      </w:tr>
-    </w:tbl>
-    <w:p/>
-    <w:p>
-      <w:pPr>
-        <w:rPr>
-          <w:b/>
-          <w:bCs/>
-        </w:rPr>
-      </w:pPr>
-      <w:r>
-        <w:rPr>
-          <w:b/>
-          <w:bCs/>
-        </w:rPr>
-        <w:t xml:space="preserve">7. </w:t>
-      </w:r>
-      <w:proofErr w:type="spellStart"/>
-      <w:r>
-        <w:rPr>
-          <w:b/>
-          <w:bCs/>
-        </w:rPr>
-        <w:t>BookingStatus</w:t>
-      </w:r>
-      <w:proofErr w:type="spellEnd"/>
-    </w:p>
-    <w:p>
-      <w:r>
-        <w:t>Rather than putting "Pending", "Approved" and "Rejected" directly into the Booking table, we can manage them here.</w:t>
-      </w:r>
-    </w:p>
-    <w:tbl>
-      <w:tblPr>
-        <w:tblStyle w:val="TableGrid"/>
-        <w:tblW w:w="0" w:type="auto"/>
-        <w:tblLook w:val="04A0" w:firstRow="1" w:lastRow="0" w:firstColumn="1" w:lastColumn="0" w:noHBand="0" w:noVBand="1"/>
-      </w:tblPr>
-      <w:tblGrid>
-        <w:gridCol w:w="1651"/>
-        <w:gridCol w:w="4383"/>
-      </w:tblGrid>
-      <w:tr>
-        <w:tc>
-          <w:tcPr>
-            <w:tcW w:w="0" w:type="auto"/>
-            <w:hideMark/>
-          </w:tcPr>
-          <w:p>
-            <w:pPr>
-              <w:rPr>
-                <w:b/>
-                <w:bCs/>
-              </w:rPr>
-            </w:pPr>
-            <w:r>
-              <w:rPr>
-                <w:b/>
-                <w:bCs/>
-              </w:rPr>
-              <w:t>Attribute</w:t>
-            </w:r>
-          </w:p>
-        </w:tc>
-        <w:tc>
-          <w:tcPr>
-            <w:tcW w:w="0" w:type="auto"/>
-            <w:hideMark/>
-          </w:tcPr>
-          <w:p>
-            <w:pPr>
-              <w:rPr>
-                <w:b/>
-                <w:bCs/>
-              </w:rPr>
-            </w:pPr>
-            <w:r>
-              <w:rPr>
-                <w:b/>
-                <w:bCs/>
-              </w:rPr>
-              <w:t>Description</w:t>
-            </w:r>
-          </w:p>
-        </w:tc>
-      </w:tr>
-      <w:tr>
-        <w:tc>
-          <w:tcPr>
-            <w:tcW w:w="0" w:type="auto"/>
-            <w:hideMark/>
-          </w:tcPr>
-          <w:p>
-            <w:proofErr w:type="spellStart"/>
-            <w:r>
-              <w:rPr>
-                <w:b/>
-                <w:bCs/>
-              </w:rPr>
-              <w:t>StatusID</w:t>
-            </w:r>
-            <w:proofErr w:type="spellEnd"/>
-            <w:r>
-              <w:rPr>
-                <w:b/>
-                <w:bCs/>
-              </w:rPr>
-              <w:t xml:space="preserve"> (PK)</w:t>
-            </w:r>
-          </w:p>
-        </w:tc>
-        <w:tc>
-          <w:tcPr>
-            <w:tcW w:w="0" w:type="auto"/>
-            <w:hideMark/>
-          </w:tcPr>
-          <w:p>
-            <w:r>
-              <w:t>Unique identifier</w:t>
-            </w:r>
-          </w:p>
-        </w:tc>
-      </w:tr>
-      <w:tr>
-        <w:tc>
-          <w:tcPr>
-            <w:tcW w:w="0" w:type="auto"/>
-            <w:hideMark/>
-          </w:tcPr>
-          <w:p>
-            <w:proofErr w:type="spellStart"/>
-            <w:r>
-              <w:t>StatusName</w:t>
-            </w:r>
-            <w:proofErr w:type="spellEnd"/>
-          </w:p>
-        </w:tc>
-        <w:tc>
-          <w:tcPr>
-            <w:tcW w:w="0" w:type="auto"/>
-            <w:hideMark/>
-          </w:tcPr>
-          <w:p>
-            <w:r>
-              <w:t>Pending, Approved, Rejected, Cancelled</w:t>
-            </w:r>
-          </w:p>
-        </w:tc>
-      </w:tr>
-      <w:tr>
-        <w:tc>
-          <w:tcPr>
-            <w:tcW w:w="0" w:type="auto"/>
-            <w:hideMark/>
-          </w:tcPr>
-          <w:p>
-            <w:r>
-              <w:t>Description</w:t>
-            </w:r>
-          </w:p>
-        </w:tc>
-        <w:tc>
-          <w:tcPr>
-            <w:tcW w:w="0" w:type="auto"/>
-            <w:hideMark/>
-          </w:tcPr>
-          <w:p>
-            <w:r>
-              <w:t>Meaning of the status</w:t>
-            </w:r>
-          </w:p>
-        </w:tc>
-      </w:tr>
-    </w:tbl>
-    <w:p>
-      <w:r>
-        <w:t>For example:</w:t>
-      </w:r>
-    </w:p>
-    <w:p>
-      <w:r>
-        <w:t>1 → Pending</w:t>
-      </w:r>
-    </w:p>
-    <w:p>
-      <w:r>
-        <w:t>2 → Approved</w:t>
-      </w:r>
-    </w:p>
-    <w:p>
-      <w:r>
-        <w:t>3 → Rejected</w:t>
-      </w:r>
-    </w:p>
-    <w:p>
-      <w:r>
-        <w:t>4 → Cancelled</w:t>
-      </w:r>
-    </w:p>
-    <w:p/>
-    <w:p>
-      <w:pPr>
-        <w:rPr>
-          <w:b/>
-          <w:bCs/>
-        </w:rPr>
-      </w:pPr>
-      <w:r>
-        <w:rPr>
-          <w:b/>
-          <w:bCs/>
-        </w:rPr>
-        <w:t>8. Notification</w:t>
-      </w:r>
-    </w:p>
-    <w:p>
-      <w:r>
-        <w:t>Handles communication between the system and users.</w:t>
-      </w:r>
-    </w:p>
-    <w:tbl>
-      <w:tblPr>
-        <w:tblStyle w:val="TableGrid"/>
-        <w:tblW w:w="0" w:type="auto"/>
-        <w:tblLook w:val="04A0" w:firstRow="1" w:lastRow="0" w:firstColumn="1" w:lastColumn="0" w:noHBand="0" w:noVBand="1"/>
-      </w:tblPr>
-      <w:tblGrid>
-        <w:gridCol w:w="2237"/>
-        <w:gridCol w:w="4433"/>
-      </w:tblGrid>
-      <w:tr>
-        <w:tc>
-          <w:tcPr>
-            <w:tcW w:w="0" w:type="auto"/>
-            <w:hideMark/>
-          </w:tcPr>
-          <w:p>
-            <w:pPr>
-              <w:rPr>
-                <w:b/>
-                <w:bCs/>
-              </w:rPr>
-            </w:pPr>
-            <w:r>
-              <w:rPr>
-                <w:b/>
-                <w:bCs/>
-              </w:rPr>
-              <w:t>Attribute</w:t>
-            </w:r>
-          </w:p>
-        </w:tc>
-        <w:tc>
-          <w:tcPr>
-            <w:tcW w:w="0" w:type="auto"/>
-            <w:hideMark/>
-          </w:tcPr>
-          <w:p>
-            <w:pPr>
-              <w:rPr>
-                <w:b/>
-                <w:bCs/>
-              </w:rPr>
-            </w:pPr>
-            <w:r>
-              <w:rPr>
-                <w:b/>
-                <w:bCs/>
-              </w:rPr>
-              <w:t>Description</w:t>
-            </w:r>
-          </w:p>
-        </w:tc>
-      </w:tr>
-      <w:tr>
-        <w:tc>
-          <w:tcPr>
-            <w:tcW w:w="0" w:type="auto"/>
-            <w:hideMark/>
-          </w:tcPr>
-          <w:p>
-            <w:proofErr w:type="spellStart"/>
-            <w:r>
-              <w:rPr>
-                <w:b/>
-                <w:bCs/>
-              </w:rPr>
-              <w:t>NotificationID</w:t>
-            </w:r>
-            <w:proofErr w:type="spellEnd"/>
-            <w:r>
-              <w:rPr>
-                <w:b/>
-                <w:bCs/>
-              </w:rPr>
-              <w:t xml:space="preserve"> (PK)</w:t>
-            </w:r>
-          </w:p>
-        </w:tc>
-        <w:tc>
-          <w:tcPr>
-            <w:tcW w:w="0" w:type="auto"/>
-            <w:hideMark/>
-          </w:tcPr>
-          <w:p>
-            <w:r>
-              <w:t>Unique identifier</w:t>
-            </w:r>
-          </w:p>
-        </w:tc>
-      </w:tr>
-      <w:tr>
-        <w:tc>
-          <w:tcPr>
-            <w:tcW w:w="0" w:type="auto"/>
-            <w:hideMark/>
-          </w:tcPr>
-          <w:p>
-            <w:proofErr w:type="spellStart"/>
-            <w:r>
-              <w:rPr>
-                <w:b/>
-                <w:bCs/>
-              </w:rPr>
-              <w:t>UserID</w:t>
-            </w:r>
-            <w:proofErr w:type="spellEnd"/>
-            <w:r>
-              <w:rPr>
-                <w:b/>
-                <w:bCs/>
-              </w:rPr>
-              <w:t xml:space="preserve"> (FK)</w:t>
-            </w:r>
-          </w:p>
-        </w:tc>
-        <w:tc>
-          <w:tcPr>
-            <w:tcW w:w="0" w:type="auto"/>
-            <w:hideMark/>
-          </w:tcPr>
-          <w:p>
-            <w:r>
-              <w:t>Recipient</w:t>
-            </w:r>
-          </w:p>
-        </w:tc>
-      </w:tr>
-      <w:tr>
-        <w:tc>
-          <w:tcPr>
-            <w:tcW w:w="0" w:type="auto"/>
-            <w:hideMark/>
-          </w:tcPr>
-          <w:p>
-            <w:proofErr w:type="spellStart"/>
-            <w:r>
-              <w:rPr>
-                <w:b/>
-                <w:bCs/>
-              </w:rPr>
-              <w:t>BookingID</w:t>
-            </w:r>
-            <w:proofErr w:type="spellEnd"/>
-            <w:r>
-              <w:rPr>
-                <w:b/>
-                <w:bCs/>
-              </w:rPr>
-              <w:t xml:space="preserve"> (FK)</w:t>
-            </w:r>
-          </w:p>
-        </w:tc>
-        <w:tc>
-          <w:tcPr>
-            <w:tcW w:w="0" w:type="auto"/>
-            <w:hideMark/>
-          </w:tcPr>
-          <w:p>
-            <w:r>
-              <w:t>Related booking</w:t>
-            </w:r>
-          </w:p>
-        </w:tc>
-      </w:tr>
-      <w:tr>
-        <w:tc>
-          <w:tcPr>
-            <w:tcW w:w="0" w:type="auto"/>
-            <w:hideMark/>
-          </w:tcPr>
-          <w:p>
-            <w:proofErr w:type="spellStart"/>
-            <w:r>
-              <w:t>NotificationType</w:t>
-            </w:r>
-            <w:proofErr w:type="spellEnd"/>
-          </w:p>
-        </w:tc>
-        <w:tc>
-          <w:tcPr>
-            <w:tcW w:w="0" w:type="auto"/>
-            <w:hideMark/>
-          </w:tcPr>
-          <w:p>
-            <w:r>
-              <w:t>Booking update, approval, reminder, etc.</w:t>
-            </w:r>
-          </w:p>
-        </w:tc>
-      </w:tr>
-      <w:tr>
-        <w:tc>
-          <w:tcPr>
-            <w:tcW w:w="0" w:type="auto"/>
-            <w:hideMark/>
-          </w:tcPr>
-          <w:p>
-            <w:r>
-              <w:t>Message</w:t>
-            </w:r>
-          </w:p>
-        </w:tc>
-        <w:tc>
-          <w:tcPr>
-            <w:tcW w:w="0" w:type="auto"/>
-            <w:hideMark/>
-          </w:tcPr>
-          <w:p>
-            <w:r>
-              <w:t>Notification content</w:t>
-            </w:r>
-          </w:p>
-        </w:tc>
-      </w:tr>
-      <w:tr>
-        <w:tc>
-          <w:tcPr>
-            <w:tcW w:w="0" w:type="auto"/>
-            <w:hideMark/>
-          </w:tcPr>
-          <w:p>
-            <w:proofErr w:type="spellStart"/>
-            <w:r>
-              <w:t>DateCreated</w:t>
-            </w:r>
-            <w:proofErr w:type="spellEnd"/>
-          </w:p>
-        </w:tc>
-        <w:tc>
-          <w:tcPr>
-            <w:tcW w:w="0" w:type="auto"/>
-            <w:hideMark/>
-          </w:tcPr>
-          <w:p>
-            <w:r>
-              <w:t>Date notification was created</w:t>
-            </w:r>
-          </w:p>
-        </w:tc>
-      </w:tr>
-      <w:tr>
-        <w:tc>
-          <w:tcPr>
-            <w:tcW w:w="0" w:type="auto"/>
-            <w:hideMark/>
-          </w:tcPr>
-          <w:p>
-            <w:proofErr w:type="spellStart"/>
-            <w:r>
-              <w:t>IsRead</w:t>
-            </w:r>
-            <w:proofErr w:type="spellEnd"/>
-          </w:p>
-        </w:tc>
-        <w:tc>
-          <w:tcPr>
-            <w:tcW w:w="0" w:type="auto"/>
-            <w:hideMark/>
-          </w:tcPr>
-          <w:p>
-            <w:r>
-              <w:t>Whether user has read it</w:t>
-            </w:r>
-          </w:p>
-        </w:tc>
-      </w:tr>
-    </w:tbl>
-    <w:p/>
-    <w:p>
-      <w:pPr>
-        <w:rPr>
-          <w:b/>
-          <w:bCs/>
-        </w:rPr>
-      </w:pPr>
-      <w:r>
-        <w:rPr>
-          <w:b/>
-          <w:bCs/>
-        </w:rPr>
-        <w:t>9. Payment</w:t>
-      </w:r>
-    </w:p>
-    <w:p>
-      <w:r>
-        <w:t>This supports the possibility of paid venue bookings, particularly for external organisers.</w:t>
-      </w:r>
-    </w:p>
-    <w:tbl>
-      <w:tblPr>
-        <w:tblStyle w:val="TableGrid"/>
-        <w:tblW w:w="0" w:type="auto"/>
-        <w:tblLook w:val="04A0" w:firstRow="1" w:lastRow="0" w:firstColumn="1" w:lastColumn="0" w:noHBand="0" w:noVBand="1"/>
-      </w:tblPr>
-      <w:tblGrid>
-        <w:gridCol w:w="2128"/>
-        <w:gridCol w:w="2897"/>
-      </w:tblGrid>
-      <w:tr>
-        <w:tc>
-          <w:tcPr>
-            <w:tcW w:w="0" w:type="auto"/>
-            <w:hideMark/>
-          </w:tcPr>
-          <w:p>
-            <w:pPr>
-              <w:rPr>
-                <w:b/>
-                <w:bCs/>
-              </w:rPr>
-            </w:pPr>
-            <w:r>
-              <w:rPr>
-                <w:b/>
-                <w:bCs/>
-              </w:rPr>
-              <w:t>Attribute</w:t>
-            </w:r>
-          </w:p>
-        </w:tc>
-        <w:tc>
-          <w:tcPr>
-            <w:tcW w:w="0" w:type="auto"/>
-            <w:hideMark/>
-          </w:tcPr>
-          <w:p>
-            <w:pPr>
-              <w:rPr>
-                <w:b/>
-                <w:bCs/>
-              </w:rPr>
-            </w:pPr>
-            <w:r>
-              <w:rPr>
-                <w:b/>
-                <w:bCs/>
-              </w:rPr>
-              <w:t>Description</w:t>
-            </w:r>
-          </w:p>
-        </w:tc>
-      </w:tr>
-      <w:tr>
-        <w:tc>
-          <w:tcPr>
-            <w:tcW w:w="0" w:type="auto"/>
-            <w:hideMark/>
-          </w:tcPr>
-          <w:p>
-            <w:proofErr w:type="spellStart"/>
-            <w:r>
-              <w:rPr>
-                <w:b/>
-                <w:bCs/>
-              </w:rPr>
-              <w:t>PaymentID</w:t>
-            </w:r>
-            <w:proofErr w:type="spellEnd"/>
-            <w:r>
-              <w:rPr>
-                <w:b/>
-                <w:bCs/>
-              </w:rPr>
-              <w:t xml:space="preserve"> (PK)</w:t>
-            </w:r>
-          </w:p>
-        </w:tc>
-        <w:tc>
-          <w:tcPr>
-            <w:tcW w:w="0" w:type="auto"/>
-            <w:hideMark/>
-          </w:tcPr>
-          <w:p>
-            <w:r>
-              <w:t>Unique identifier</w:t>
-            </w:r>
-          </w:p>
-        </w:tc>
-      </w:tr>
-      <w:tr>
-        <w:tc>
-          <w:tcPr>
-            <w:tcW w:w="0" w:type="auto"/>
-            <w:hideMark/>
-          </w:tcPr>
-          <w:p>
-            <w:proofErr w:type="spellStart"/>
-            <w:r>
-              <w:rPr>
-                <w:b/>
-                <w:bCs/>
-              </w:rPr>
-              <w:t>BookingID</w:t>
-            </w:r>
-            <w:proofErr w:type="spellEnd"/>
-            <w:r>
-              <w:rPr>
-                <w:b/>
-                <w:bCs/>
-              </w:rPr>
-              <w:t xml:space="preserve"> (FK)</w:t>
-            </w:r>
-          </w:p>
-        </w:tc>
-        <w:tc>
-          <w:tcPr>
-            <w:tcW w:w="0" w:type="auto"/>
-            <w:hideMark/>
-          </w:tcPr>
-          <w:p>
-            <w:r>
-              <w:t>Booking being paid for</w:t>
-            </w:r>
-          </w:p>
-        </w:tc>
-      </w:tr>
-      <w:tr>
-        <w:tc>
-          <w:tcPr>
-            <w:tcW w:w="0" w:type="auto"/>
-            <w:hideMark/>
-          </w:tcPr>
-          <w:p>
-            <w:r>
-              <w:t>Amount</w:t>
-            </w:r>
-          </w:p>
-        </w:tc>
-        <w:tc>
-          <w:tcPr>
-            <w:tcW w:w="0" w:type="auto"/>
-            <w:hideMark/>
-          </w:tcPr>
-          <w:p>
-            <w:r>
-              <w:t>Amount due/paid</w:t>
-            </w:r>
-          </w:p>
-        </w:tc>
-      </w:tr>
-      <w:tr>
-        <w:tc>
-          <w:tcPr>
-            <w:tcW w:w="0" w:type="auto"/>
-            <w:hideMark/>
-          </w:tcPr>
-          <w:p>
-            <w:proofErr w:type="spellStart"/>
-            <w:r>
-              <w:t>PaymentStatus</w:t>
-            </w:r>
-            <w:proofErr w:type="spellEnd"/>
-          </w:p>
-        </w:tc>
-        <w:tc>
-          <w:tcPr>
-            <w:tcW w:w="0" w:type="auto"/>
-            <w:hideMark/>
-          </w:tcPr>
-          <w:p>
-            <w:r>
-              <w:t>Pending, Paid, Failed, etc.</w:t>
-            </w:r>
-          </w:p>
-        </w:tc>
-      </w:tr>
-      <w:tr>
-        <w:tc>
-          <w:tcPr>
-            <w:tcW w:w="0" w:type="auto"/>
-            <w:hideMark/>
-          </w:tcPr>
-          <w:p>
-            <w:proofErr w:type="spellStart"/>
-            <w:r>
-              <w:t>PaymentDate</w:t>
-            </w:r>
-            <w:proofErr w:type="spellEnd"/>
-          </w:p>
-        </w:tc>
-        <w:tc>
-          <w:tcPr>
-            <w:tcW w:w="0" w:type="auto"/>
-            <w:hideMark/>
-          </w:tcPr>
-          <w:p>
-            <w:r>
-              <w:t>Date payment was made</w:t>
-            </w:r>
-          </w:p>
-        </w:tc>
-      </w:tr>
-      <w:tr>
-        <w:tc>
-          <w:tcPr>
-            <w:tcW w:w="0" w:type="auto"/>
-            <w:hideMark/>
-          </w:tcPr>
-          <w:p>
-            <w:proofErr w:type="spellStart"/>
-            <w:r>
-              <w:t>ReferenceNumber</w:t>
-            </w:r>
-            <w:proofErr w:type="spellEnd"/>
-          </w:p>
-        </w:tc>
-        <w:tc>
-          <w:tcPr>
-            <w:tcW w:w="0" w:type="auto"/>
-            <w:hideMark/>
-          </w:tcPr>
-          <w:p>
-            <w:r>
-              <w:t>Payment reference</w:t>
-            </w:r>
-          </w:p>
-        </w:tc>
-      </w:tr>
-    </w:tbl>
-    <w:p>
-      <w:r>
-        <w:t xml:space="preserve">We don't necessarily need to implement an actual payment gateway. This can simply support </w:t>
-      </w:r>
-      <w:r>
-        <w:rPr>
-          <w:b/>
-          <w:bCs/>
-        </w:rPr>
-        <w:t>payment tracking</w:t>
-      </w:r>
-      <w:r>
-        <w:t>.</w:t>
-      </w:r>
-    </w:p>
-    <w:p/>
-    <w:p>
-      <w:pPr>
-        <w:rPr>
-          <w:b/>
-          <w:bCs/>
-        </w:rPr>
-      </w:pPr>
-      <w:r>
-        <w:rPr>
-          <w:b/>
-          <w:bCs/>
-        </w:rPr>
-        <w:t xml:space="preserve">10. </w:t>
-      </w:r>
-      <w:proofErr w:type="spellStart"/>
-      <w:r>
-        <w:rPr>
-          <w:b/>
-          <w:bCs/>
-        </w:rPr>
-        <w:t>AuditLog</w:t>
-      </w:r>
-      <w:proofErr w:type="spellEnd"/>
-    </w:p>
-    <w:p>
-      <w:r>
-        <w:t>Records important activities in the system, particularly administrative actions.</w:t>
-      </w:r>
-    </w:p>
-    <w:tbl>
-      <w:tblPr>
-        <w:tblStyle w:val="TableGrid"/>
-        <w:tblW w:w="0" w:type="auto"/>
-        <w:tblLook w:val="04A0" w:firstRow="1" w:lastRow="0" w:firstColumn="1" w:lastColumn="0" w:noHBand="0" w:noVBand="1"/>
-      </w:tblPr>
-      <w:tblGrid>
-        <w:gridCol w:w="1437"/>
-        <w:gridCol w:w="3417"/>
-      </w:tblGrid>
-      <w:tr>
-        <w:tc>
-          <w:tcPr>
-            <w:tcW w:w="0" w:type="auto"/>
-            <w:hideMark/>
-          </w:tcPr>
-          <w:p>
-            <w:pPr>
-              <w:rPr>
-                <w:b/>
-                <w:bCs/>
-              </w:rPr>
-            </w:pPr>
-            <w:r>
-              <w:rPr>
-                <w:b/>
-                <w:bCs/>
-              </w:rPr>
-              <w:lastRenderedPageBreak/>
-              <w:t>Attribute</w:t>
-            </w:r>
-          </w:p>
-        </w:tc>
-        <w:tc>
-          <w:tcPr>
-            <w:tcW w:w="0" w:type="auto"/>
-            <w:hideMark/>
-          </w:tcPr>
-          <w:p>
-            <w:pPr>
-              <w:rPr>
-                <w:b/>
-                <w:bCs/>
-              </w:rPr>
-            </w:pPr>
-            <w:r>
-              <w:rPr>
-                <w:b/>
-                <w:bCs/>
-              </w:rPr>
-              <w:t>Description</w:t>
-            </w:r>
-          </w:p>
-        </w:tc>
-      </w:tr>
-      <w:tr>
-        <w:tc>
-          <w:tcPr>
-            <w:tcW w:w="0" w:type="auto"/>
-            <w:hideMark/>
-          </w:tcPr>
-          <w:p>
-            <w:proofErr w:type="spellStart"/>
-            <w:r>
-              <w:rPr>
-                <w:b/>
-                <w:bCs/>
-              </w:rPr>
-              <w:t>LogID</w:t>
-            </w:r>
-            <w:proofErr w:type="spellEnd"/>
-            <w:r>
-              <w:rPr>
-                <w:b/>
-                <w:bCs/>
-              </w:rPr>
-              <w:t xml:space="preserve"> (PK)</w:t>
-            </w:r>
-          </w:p>
-        </w:tc>
-        <w:tc>
-          <w:tcPr>
-            <w:tcW w:w="0" w:type="auto"/>
-            <w:hideMark/>
-          </w:tcPr>
-          <w:p>
-            <w:r>
-              <w:t>Unique identifier</w:t>
-            </w:r>
-          </w:p>
-        </w:tc>
-      </w:tr>
-      <w:tr>
-        <w:tc>
-          <w:tcPr>
-            <w:tcW w:w="0" w:type="auto"/>
-            <w:hideMark/>
-          </w:tcPr>
-          <w:p>
-            <w:proofErr w:type="spellStart"/>
-            <w:r>
-              <w:rPr>
-                <w:b/>
-                <w:bCs/>
-              </w:rPr>
-              <w:t>UserID</w:t>
-            </w:r>
-            <w:proofErr w:type="spellEnd"/>
-            <w:r>
-              <w:rPr>
-                <w:b/>
-                <w:bCs/>
-              </w:rPr>
-              <w:t xml:space="preserve"> (FK)</w:t>
-            </w:r>
-          </w:p>
-        </w:tc>
-        <w:tc>
-          <w:tcPr>
-            <w:tcW w:w="0" w:type="auto"/>
-            <w:hideMark/>
-          </w:tcPr>
-          <w:p>
-            <w:r>
-              <w:t>User who performed the action</w:t>
-            </w:r>
-          </w:p>
-        </w:tc>
-      </w:tr>
-      <w:tr>
-        <w:tc>
-          <w:tcPr>
-            <w:tcW w:w="0" w:type="auto"/>
-            <w:hideMark/>
-          </w:tcPr>
-          <w:p>
-            <w:r>
-              <w:t>Action</w:t>
-            </w:r>
-          </w:p>
-        </w:tc>
-        <w:tc>
-          <w:tcPr>
-            <w:tcW w:w="0" w:type="auto"/>
-            <w:hideMark/>
-          </w:tcPr>
-          <w:p>
-            <w:r>
-              <w:t>Action performed</w:t>
-            </w:r>
-          </w:p>
-        </w:tc>
-      </w:tr>
-      <w:tr>
-        <w:tc>
-          <w:tcPr>
-            <w:tcW w:w="0" w:type="auto"/>
-            <w:hideMark/>
-          </w:tcPr>
-          <w:p>
-            <w:r>
-              <w:t>Description</w:t>
-            </w:r>
-          </w:p>
-        </w:tc>
-        <w:tc>
-          <w:tcPr>
-            <w:tcW w:w="0" w:type="auto"/>
-            <w:hideMark/>
-          </w:tcPr>
-          <w:p>
-            <w:r>
-              <w:t>Details of the action</w:t>
-            </w:r>
-          </w:p>
-        </w:tc>
-      </w:tr>
-      <w:tr>
-        <w:tc>
-          <w:tcPr>
-            <w:tcW w:w="0" w:type="auto"/>
-            <w:hideMark/>
-          </w:tcPr>
-          <w:p>
-            <w:proofErr w:type="spellStart"/>
-            <w:r>
-              <w:t>DateTime</w:t>
-            </w:r>
-            <w:proofErr w:type="spellEnd"/>
-          </w:p>
-        </w:tc>
-        <w:tc>
-          <w:tcPr>
-            <w:tcW w:w="0" w:type="auto"/>
-            <w:hideMark/>
-          </w:tcPr>
-          <w:p>
-            <w:r>
-              <w:t>When the action occurred</w:t>
-            </w:r>
-          </w:p>
-        </w:tc>
-      </w:tr>
-      <w:tr>
-        <w:tc>
-          <w:tcPr>
-            <w:tcW w:w="0" w:type="auto"/>
-            <w:hideMark/>
-          </w:tcPr>
-          <w:p>
-            <w:proofErr w:type="spellStart"/>
-            <w:r>
-              <w:t>IPAddress</w:t>
-            </w:r>
-            <w:proofErr w:type="spellEnd"/>
-          </w:p>
-        </w:tc>
-        <w:tc>
-          <w:tcPr>
-            <w:tcW w:w="0" w:type="auto"/>
-            <w:hideMark/>
-          </w:tcPr>
-          <w:p>
-            <w:r>
-              <w:t>Source IP, if required</w:t>
-            </w:r>
-          </w:p>
-        </w:tc>
-      </w:tr>
-    </w:tbl>
-    <w:p>
-      <w:r>
-        <w:t>For example:</w:t>
-      </w:r>
-    </w:p>
-    <w:p>
-      <w:r>
-        <w:t>Administrator → "Updated venue capacity" → Conference Centre Main Hall → 26/08/2026 14:30</w:t>
-      </w:r>
-    </w:p>
-    <w:p/>
-    <w:p>
-      <w:pPr>
-        <w:rPr>
-          <w:b/>
-          <w:bCs/>
-        </w:rPr>
-      </w:pPr>
-      <w:proofErr w:type="gramStart"/>
-      <w:r>
-        <w:rPr>
-          <w:b/>
-          <w:bCs/>
-        </w:rPr>
-        <w:t>So</w:t>
-      </w:r>
-      <w:proofErr w:type="gramEnd"/>
-      <w:r>
-        <w:rPr>
-          <w:b/>
-          <w:bCs/>
-        </w:rPr>
-        <w:t xml:space="preserve"> our overall model becomes</w:t>
-      </w:r>
-    </w:p>
-    <w:tbl>
-      <w:tblPr>
-        <w:tblStyle w:val="TableGrid"/>
-        <w:tblW w:w="0" w:type="auto"/>
-        <w:tblLook w:val="04A0" w:firstRow="1" w:lastRow="0" w:firstColumn="1" w:lastColumn="0" w:noHBand="0" w:noVBand="1"/>
-      </w:tblPr>
-      <w:tblGrid>
-        <w:gridCol w:w="1804"/>
-        <w:gridCol w:w="2996"/>
-        <w:gridCol w:w="3879"/>
-      </w:tblGrid>
-      <w:tr>
-        <w:tc>
-          <w:tcPr>
-            <w:tcW w:w="0" w:type="auto"/>
-            <w:hideMark/>
-          </w:tcPr>
-          <w:p>
-            <w:pPr>
-              <w:rPr>
-                <w:b/>
-                <w:bCs/>
-              </w:rPr>
-            </w:pPr>
-            <w:r>
-              <w:rPr>
-                <w:b/>
-                <w:bCs/>
-              </w:rPr>
-              <w:t>Table</w:t>
-            </w:r>
-          </w:p>
-        </w:tc>
-        <w:tc>
-          <w:tcPr>
-            <w:tcW w:w="0" w:type="auto"/>
-            <w:hideMark/>
-          </w:tcPr>
-          <w:p>
-            <w:pPr>
-              <w:rPr>
-                <w:b/>
-                <w:bCs/>
-              </w:rPr>
-            </w:pPr>
-            <w:r>
-              <w:rPr>
-                <w:b/>
-                <w:bCs/>
-              </w:rPr>
-              <w:t>Main purpose</w:t>
-            </w:r>
-          </w:p>
-        </w:tc>
-        <w:tc>
-          <w:tcPr>
-            <w:tcW w:w="0" w:type="auto"/>
-            <w:hideMark/>
-          </w:tcPr>
-          <w:p>
-            <w:pPr>
-              <w:rPr>
-                <w:b/>
-                <w:bCs/>
-              </w:rPr>
-            </w:pPr>
-            <w:r>
-              <w:rPr>
-                <w:b/>
-                <w:bCs/>
-              </w:rPr>
-              <w:t>Important relationships</w:t>
-            </w:r>
-          </w:p>
-        </w:tc>
-      </w:tr>
-      <w:tr>
-        <w:tc>
-          <w:tcPr>
-            <w:tcW w:w="0" w:type="auto"/>
-            <w:hideMark/>
-          </w:tcPr>
-          <w:p>
-            <w:r>
-              <w:rPr>
-                <w:b/>
-                <w:bCs/>
-              </w:rPr>
-              <w:t>User</w:t>
-            </w:r>
-          </w:p>
-        </w:tc>
-        <w:tc>
-          <w:tcPr>
-            <w:tcW w:w="0" w:type="auto"/>
-            <w:hideMark/>
-          </w:tcPr>
-          <w:p>
-            <w:r>
-              <w:t>System users</w:t>
-            </w:r>
-          </w:p>
-        </w:tc>
-        <w:tc>
-          <w:tcPr>
-            <w:tcW w:w="0" w:type="auto"/>
-            <w:hideMark/>
-          </w:tcPr>
-          <w:p>
-            <w:r>
-              <w:t>Belongs to Role</w:t>
-            </w:r>
-          </w:p>
-        </w:tc>
-      </w:tr>
-      <w:tr>
-        <w:tc>
-          <w:tcPr>
-            <w:tcW w:w="0" w:type="auto"/>
-            <w:hideMark/>
-          </w:tcPr>
-          <w:p>
-            <w:r>
-              <w:rPr>
-                <w:b/>
-                <w:bCs/>
-              </w:rPr>
-              <w:t>Role</w:t>
-            </w:r>
-          </w:p>
-        </w:tc>
-        <w:tc>
-          <w:tcPr>
-            <w:tcW w:w="0" w:type="auto"/>
-            <w:hideMark/>
-          </w:tcPr>
-          <w:p>
-            <w:r>
-              <w:t>User permissions</w:t>
-            </w:r>
-          </w:p>
-        </w:tc>
-        <w:tc>
-          <w:tcPr>
-            <w:tcW w:w="0" w:type="auto"/>
-            <w:hideMark/>
-          </w:tcPr>
-          <w:p>
-            <w:r>
-              <w:t>Has many Users</w:t>
-            </w:r>
-          </w:p>
-        </w:tc>
-      </w:tr>
-      <w:tr>
-        <w:tc>
-          <w:tcPr>
-            <w:tcW w:w="0" w:type="auto"/>
-            <w:hideMark/>
-          </w:tcPr>
-          <w:p>
-            <w:r>
-              <w:rPr>
-                <w:b/>
-                <w:bCs/>
-              </w:rPr>
-              <w:t>Venue</w:t>
-            </w:r>
-          </w:p>
-        </w:tc>
-        <w:tc>
-          <w:tcPr>
-            <w:tcW w:w="0" w:type="auto"/>
-            <w:hideMark/>
-          </w:tcPr>
-          <w:p>
-            <w:r>
-              <w:t>Bookable spaces</w:t>
-            </w:r>
-          </w:p>
-        </w:tc>
-        <w:tc>
-          <w:tcPr>
-            <w:tcW w:w="0" w:type="auto"/>
-            <w:hideMark/>
-          </w:tcPr>
-          <w:p>
-            <w:r>
-              <w:t>Has many Features &amp; Bookings</w:t>
-            </w:r>
-          </w:p>
-        </w:tc>
-      </w:tr>
-      <w:tr>
-        <w:tc>
-          <w:tcPr>
-            <w:tcW w:w="0" w:type="auto"/>
-            <w:hideMark/>
-          </w:tcPr>
-          <w:p>
-            <w:proofErr w:type="spellStart"/>
-            <w:r>
-              <w:rPr>
-                <w:b/>
-                <w:bCs/>
-              </w:rPr>
-              <w:t>VenueFeature</w:t>
-            </w:r>
-            <w:proofErr w:type="spellEnd"/>
-          </w:p>
-        </w:tc>
-        <w:tc>
-          <w:tcPr>
-            <w:tcW w:w="0" w:type="auto"/>
-            <w:hideMark/>
-          </w:tcPr>
-          <w:p>
-            <w:r>
-              <w:t>Venue equipment/features</w:t>
-            </w:r>
-          </w:p>
-        </w:tc>
-        <w:tc>
-          <w:tcPr>
-            <w:tcW w:w="0" w:type="auto"/>
-            <w:hideMark/>
-          </w:tcPr>
-          <w:p>
-            <w:r>
-              <w:t>Belongs to Venue</w:t>
-            </w:r>
-          </w:p>
-        </w:tc>
-      </w:tr>
-      <w:tr>
-        <w:tc>
-          <w:tcPr>
-            <w:tcW w:w="0" w:type="auto"/>
-            <w:hideMark/>
-          </w:tcPr>
-          <w:p>
-            <w:r>
-              <w:rPr>
-                <w:b/>
-                <w:bCs/>
-              </w:rPr>
-              <w:t>Event</w:t>
-            </w:r>
-          </w:p>
-        </w:tc>
-        <w:tc>
-          <w:tcPr>
-            <w:tcW w:w="0" w:type="auto"/>
-            <w:hideMark/>
-          </w:tcPr>
-          <w:p>
-            <w:r>
-              <w:t>Events being organised</w:t>
-            </w:r>
-          </w:p>
-        </w:tc>
-        <w:tc>
-          <w:tcPr>
-            <w:tcW w:w="0" w:type="auto"/>
-            <w:hideMark/>
-          </w:tcPr>
-          <w:p>
-            <w:r>
-              <w:t>Belongs to Organiser</w:t>
-            </w:r>
-          </w:p>
-        </w:tc>
-      </w:tr>
-      <w:tr>
-        <w:tc>
-          <w:tcPr>
-            <w:tcW w:w="0" w:type="auto"/>
-            <w:hideMark/>
-          </w:tcPr>
-          <w:p>
-            <w:r>
-              <w:rPr>
-                <w:b/>
-                <w:bCs/>
-              </w:rPr>
-              <w:t>Booking</w:t>
-            </w:r>
-          </w:p>
-        </w:tc>
-        <w:tc>
-          <w:tcPr>
-            <w:tcW w:w="0" w:type="auto"/>
-            <w:hideMark/>
-          </w:tcPr>
-          <w:p>
-            <w:r>
-              <w:t>Venue reservation/request</w:t>
-            </w:r>
-          </w:p>
-        </w:tc>
-        <w:tc>
-          <w:tcPr>
-            <w:tcW w:w="0" w:type="auto"/>
-            <w:hideMark/>
-          </w:tcPr>
-          <w:p>
-            <w:r>
-              <w:t>Links User + Event + Venue + Status</w:t>
-            </w:r>
-          </w:p>
-        </w:tc>
-      </w:tr>
-      <w:tr>
-        <w:tc>
-          <w:tcPr>
-            <w:tcW w:w="0" w:type="auto"/>
-            <w:hideMark/>
-          </w:tcPr>
-          <w:p>
-            <w:proofErr w:type="spellStart"/>
-            <w:r>
-              <w:rPr>
-                <w:b/>
-                <w:bCs/>
-              </w:rPr>
-              <w:t>BookingStatus</w:t>
-            </w:r>
-            <w:proofErr w:type="spellEnd"/>
-          </w:p>
-        </w:tc>
-        <w:tc>
-          <w:tcPr>
-            <w:tcW w:w="0" w:type="auto"/>
-            <w:hideMark/>
-          </w:tcPr>
-          <w:p>
-            <w:r>
-              <w:t>Booking state</w:t>
-            </w:r>
-          </w:p>
-        </w:tc>
-        <w:tc>
-          <w:tcPr>
-            <w:tcW w:w="0" w:type="auto"/>
-            <w:hideMark/>
-          </w:tcPr>
-          <w:p>
-            <w:r>
-              <w:t>Has many Bookings</w:t>
-            </w:r>
-          </w:p>
-        </w:tc>
-      </w:tr>
-      <w:tr>
-        <w:tc>
-          <w:tcPr>
-            <w:tcW w:w="0" w:type="auto"/>
-            <w:hideMark/>
-          </w:tcPr>
-          <w:p>
-            <w:r>
-              <w:rPr>
-                <w:b/>
-                <w:bCs/>
-              </w:rPr>
-              <w:t>Notification</w:t>
-            </w:r>
-          </w:p>
-        </w:tc>
-        <w:tc>
-          <w:tcPr>
-            <w:tcW w:w="0" w:type="auto"/>
-            <w:hideMark/>
-          </w:tcPr>
-          <w:p>
-            <w:r>
-              <w:t>System communication</w:t>
-            </w:r>
-          </w:p>
-        </w:tc>
-        <w:tc>
-          <w:tcPr>
-            <w:tcW w:w="0" w:type="auto"/>
-            <w:hideMark/>
-          </w:tcPr>
-          <w:p>
-            <w:r>
-              <w:t>Belongs to User/Booking</w:t>
-            </w:r>
-          </w:p>
-        </w:tc>
-      </w:tr>
-      <w:tr>
-        <w:tc>
-          <w:tcPr>
-            <w:tcW w:w="0" w:type="auto"/>
-            <w:hideMark/>
-          </w:tcPr>
-          <w:p>
-            <w:r>
-              <w:rPr>
-                <w:b/>
-                <w:bCs/>
-              </w:rPr>
-              <w:t>Payment</w:t>
-            </w:r>
-          </w:p>
-        </w:tc>
-        <w:tc>
-          <w:tcPr>
-            <w:tcW w:w="0" w:type="auto"/>
-            <w:hideMark/>
-          </w:tcPr>
-          <w:p>
-            <w:r>
-              <w:t>Payment tracking</w:t>
-            </w:r>
-          </w:p>
-        </w:tc>
-        <w:tc>
-          <w:tcPr>
-            <w:tcW w:w="0" w:type="auto"/>
-            <w:hideMark/>
-          </w:tcPr>
-          <w:p>
-            <w:r>
-              <w:t>Belongs to Booking</w:t>
-            </w:r>
-          </w:p>
-        </w:tc>
-      </w:tr>
-      <w:tr>
-        <w:tc>
-          <w:tcPr>
-            <w:tcW w:w="0" w:type="auto"/>
-            <w:hideMark/>
-          </w:tcPr>
-          <w:p>
-            <w:proofErr w:type="spellStart"/>
-            <w:r>
-              <w:rPr>
-                <w:b/>
-                <w:bCs/>
-              </w:rPr>
-              <w:t>AuditLog</w:t>
-            </w:r>
-            <w:proofErr w:type="spellEnd"/>
-          </w:p>
-        </w:tc>
-        <w:tc>
-          <w:tcPr>
-            <w:tcW w:w="0" w:type="auto"/>
-            <w:hideMark/>
-          </w:tcPr>
-          <w:p>
-            <w:r>
-              <w:t>Activity tracking</w:t>
-            </w:r>
-          </w:p>
-        </w:tc>
-        <w:tc>
-          <w:tcPr>
-            <w:tcW w:w="0" w:type="auto"/>
-            <w:hideMark/>
-          </w:tcPr>
-          <w:p>
-            <w:r>
-              <w:t>Belongs to User</w:t>
-            </w:r>
-          </w:p>
-        </w:tc>
-      </w:tr>
-    </w:tbl>
+        <w:t xml:space="preserve">1.9 User Interface Design </w:t>
+      </w:r>
+    </w:p>
     <w:p/>
     <w:sectPr>
       <w:pgSz w:w="11906" w:h="16838"/>
@@ -19894,6 +15984,25 @@
       </w:tblBorders>
     </w:tblPr>
   </w:style>
+  <w:style w:type="paragraph" w:styleId="Caption">
+    <w:name w:val="caption"/>
+    <w:basedOn w:val="Normal"/>
+    <w:next w:val="Normal"/>
+    <w:uiPriority w:val="35"/>
+    <w:unhideWhenUsed/>
+    <w:qFormat/>
+    <w:rsid w:val="0089093B"/>
+    <w:pPr>
+      <w:spacing w:after="200"/>
+    </w:pPr>
+    <w:rPr>
+      <w:i/>
+      <w:iCs/>
+      <w:color w:val="0E2841" w:themeColor="text2"/>
+      <w:sz w:val="18"/>
+      <w:szCs w:val="18"/>
+    </w:rPr>
+  </w:style>
 </w:styles>
 </file>
 
@@ -20190,4 +16299,16 @@
     </a:ext>
   </a:extLst>
 </a:theme>
+</file>
+
+<file path=customXml/item1.xml><?xml version="1.0" encoding="utf-8"?>
+<b:Sources xmlns:b="http://schemas.openxmlformats.org/officeDocument/2006/bibliography" xmlns="http://schemas.openxmlformats.org/officeDocument/2006/bibliography" SelectedStyle="\APASixthEditionOfficeOnline.xsl" StyleName="APA" Version="6"/>
+</file>
+
+<file path=customXml/itemProps1.xml><?xml version="1.0" encoding="utf-8"?>
+<ds:datastoreItem xmlns:ds="http://schemas.openxmlformats.org/officeDocument/2006/customXml" ds:itemID="{A535CD5E-C5E8-41B9-8782-53D0D458C5BA}">
+  <ds:schemaRefs>
+    <ds:schemaRef ds:uri="http://schemas.openxmlformats.org/officeDocument/2006/bibliography"/>
+  </ds:schemaRefs>
+</ds:datastoreItem>
 </file>